--- a/LAPORAN/Laporan 1 Praktikum Pemrograman Web.docx
+++ b/LAPORAN/Laporan 1 Praktikum Pemrograman Web.docx
@@ -1079,7 +1079,63 @@
         <w:rPr>
           <w:rFonts w:cs="Times New Roman"/>
         </w:rPr>
-        <w:t xml:space="preserve">Git merupakan sistem version control yang digunakan untuk mencatat perubahan pada file proyek. GitHub merupakan layanan berbasis web yang digunakan untuk menyimpan repository Git secara daring sehingga proyek dapat </w:t>
+        <w:t xml:space="preserve">Git merupakan sistem version control yang digunakan untuk mencatat perubahan pada file proyek. GitHub merupakan layanan berbasis web yang digunakan untuk menyimpan repository Git </w:t>
+      </w:r>
+      <w:proofErr w:type="spellStart"/>
+      <w:r>
+        <w:rPr>
+          <w:rFonts w:cs="Times New Roman"/>
+        </w:rPr>
+        <w:t>secara</w:t>
+      </w:r>
+      <w:proofErr w:type="spellEnd"/>
+      <w:r>
+        <w:rPr>
+          <w:rFonts w:cs="Times New Roman"/>
+        </w:rPr>
+        <w:t xml:space="preserve"> daring </w:t>
+      </w:r>
+      <w:proofErr w:type="spellStart"/>
+      <w:r>
+        <w:rPr>
+          <w:rFonts w:cs="Times New Roman"/>
+        </w:rPr>
+        <w:t>sehingga</w:t>
+      </w:r>
+      <w:proofErr w:type="spellEnd"/>
+      <w:r>
+        <w:rPr>
+          <w:rFonts w:cs="Times New Roman"/>
+        </w:rPr>
+        <w:t xml:space="preserve"> </w:t>
+      </w:r>
+      <w:proofErr w:type="spellStart"/>
+      <w:r>
+        <w:rPr>
+          <w:rFonts w:cs="Times New Roman"/>
+        </w:rPr>
+        <w:t>proyek</w:t>
+      </w:r>
+      <w:proofErr w:type="spellEnd"/>
+      <w:r>
+        <w:rPr>
+          <w:rFonts w:cs="Times New Roman"/>
+        </w:rPr>
+        <w:t xml:space="preserve"> </w:t>
+      </w:r>
+      <w:proofErr w:type="spellStart"/>
+      <w:r>
+        <w:rPr>
+          <w:rFonts w:cs="Times New Roman"/>
+        </w:rPr>
+        <w:t>dapat</w:t>
+      </w:r>
+      <w:proofErr w:type="spellEnd"/>
+      <w:r>
+        <w:rPr>
+          <w:rFonts w:cs="Times New Roman"/>
+        </w:rPr>
+        <w:t xml:space="preserve"> </w:t>
       </w:r>
       <w:proofErr w:type="spellStart"/>
       <w:r>
@@ -1498,6 +1554,14 @@
           <w:sz w:val="20"/>
         </w:rPr>
       </w:pPr>
+      <w:r>
+        <w:rPr>
+          <w:rFonts w:cs="Times New Roman"/>
+          <w:i/>
+          <w:sz w:val="20"/>
+        </w:rPr>
+        <w:t xml:space="preserve">Gambar 2.1 </w:t>
+      </w:r>
       <w:r>
         <w:rPr>
           <w:rFonts w:cs="Times New Roman"/>
@@ -1941,6 +2005,22 @@
           <w:rFonts w:cs="Times New Roman"/>
         </w:rPr>
       </w:pPr>
+      <w:r>
+        <w:rPr>
+          <w:rFonts w:cs="Times New Roman"/>
+          <w:i/>
+          <w:sz w:val="20"/>
+        </w:rPr>
+        <w:t>Gambar 2.</w:t>
+      </w:r>
+      <w:r>
+        <w:rPr>
+          <w:rFonts w:cs="Times New Roman"/>
+          <w:i/>
+          <w:sz w:val="20"/>
+        </w:rPr>
+        <w:t xml:space="preserve">2 </w:t>
+      </w:r>
       <w:r>
         <w:rPr>
           <w:rFonts w:cs="Times New Roman"/>
@@ -2244,6 +2324,22 @@
           <w:i/>
           <w:sz w:val="20"/>
         </w:rPr>
+        <w:t>Gambar 2.</w:t>
+      </w:r>
+      <w:r>
+        <w:rPr>
+          <w:rFonts w:cs="Times New Roman"/>
+          <w:i/>
+          <w:sz w:val="20"/>
+        </w:rPr>
+        <w:t xml:space="preserve">3 </w:t>
+      </w:r>
+      <w:r>
+        <w:rPr>
+          <w:rFonts w:cs="Times New Roman"/>
+          <w:i/>
+          <w:sz w:val="20"/>
+        </w:rPr>
         <w:t xml:space="preserve">Screenshot folder project </w:t>
       </w:r>
       <w:proofErr w:type="spellStart"/>
@@ -2562,6 +2658,22 @@
           <w:i/>
           <w:sz w:val="20"/>
         </w:rPr>
+        <w:t>Gambar 2.</w:t>
+      </w:r>
+      <w:r>
+        <w:rPr>
+          <w:rFonts w:cs="Times New Roman"/>
+          <w:i/>
+          <w:sz w:val="20"/>
+        </w:rPr>
+        <w:t xml:space="preserve">4 </w:t>
+      </w:r>
+      <w:r>
+        <w:rPr>
+          <w:rFonts w:cs="Times New Roman"/>
+          <w:i/>
+          <w:sz w:val="20"/>
+        </w:rPr>
         <w:t>Screenshot file index.html</w:t>
       </w:r>
       <w:r>
@@ -2975,6 +3087,30 @@
       </w:pPr>
       <w:r>
         <w:rPr>
+          <w:rFonts w:cs="Times New Roman"/>
+          <w:i/>
+          <w:sz w:val="20"/>
+        </w:rPr>
+        <w:t>Gambar 2.</w:t>
+      </w:r>
+      <w:r>
+        <w:rPr>
+          <w:rFonts w:cs="Times New Roman"/>
+          <w:i/>
+          <w:sz w:val="20"/>
+        </w:rPr>
+        <w:t>5</w:t>
+      </w:r>
+      <w:r>
+        <w:rPr>
+          <w:rFonts w:cs="Times New Roman"/>
+          <w:i/>
+          <w:sz w:val="20"/>
+        </w:rPr>
+        <w:t xml:space="preserve"> </w:t>
+      </w:r>
+      <w:r>
+        <w:rPr>
           <w:i/>
           <w:sz w:val="20"/>
         </w:rPr>
@@ -3251,25 +3387,23 @@
           <w:i/>
           <w:sz w:val="20"/>
         </w:rPr>
-        <w:t>Screenshot extension Live Server dan/</w:t>
-      </w:r>
-      <w:proofErr w:type="spellStart"/>
+        <w:t>Gambar 2.</w:t>
+      </w:r>
       <w:r>
         <w:rPr>
           <w:rFonts w:cs="Times New Roman"/>
           <w:i/>
           <w:sz w:val="20"/>
         </w:rPr>
-        <w:t>atau</w:t>
-      </w:r>
-      <w:proofErr w:type="spellEnd"/>
+        <w:t xml:space="preserve">6 </w:t>
+      </w:r>
       <w:r>
         <w:rPr>
           <w:rFonts w:cs="Times New Roman"/>
           <w:i/>
           <w:sz w:val="20"/>
         </w:rPr>
-        <w:t xml:space="preserve"> </w:t>
+        <w:t>Screenshot extension Live Server dan/</w:t>
       </w:r>
       <w:proofErr w:type="spellStart"/>
       <w:r>
@@ -3278,7 +3412,7 @@
           <w:i/>
           <w:sz w:val="20"/>
         </w:rPr>
-        <w:t>tombol</w:t>
+        <w:t>atau</w:t>
       </w:r>
       <w:proofErr w:type="spellEnd"/>
       <w:r>
@@ -3287,6 +3421,24 @@
           <w:i/>
           <w:sz w:val="20"/>
         </w:rPr>
+        <w:t xml:space="preserve"> </w:t>
+      </w:r>
+      <w:proofErr w:type="spellStart"/>
+      <w:r>
+        <w:rPr>
+          <w:rFonts w:cs="Times New Roman"/>
+          <w:i/>
+          <w:sz w:val="20"/>
+        </w:rPr>
+        <w:t>tombol</w:t>
+      </w:r>
+      <w:proofErr w:type="spellEnd"/>
+      <w:r>
+        <w:rPr>
+          <w:rFonts w:cs="Times New Roman"/>
+          <w:i/>
+          <w:sz w:val="20"/>
+        </w:rPr>
         <w:t xml:space="preserve"> Open with Live Server.</w:t>
       </w:r>
     </w:p>
@@ -3373,7 +3525,77 @@
         <w:rPr>
           <w:rFonts w:cs="Times New Roman"/>
         </w:rPr>
-        <w:t xml:space="preserve">, browser membuka alamat lokal seperti http://127.0.0.1:5500/index.html. Alamat tersebut digunakan untuk melihat hasil halaman web </w:t>
+        <w:t xml:space="preserve">, browser membuka alamat lokal seperti http://127.0.0.1:5500/index.html. Alamat tersebut </w:t>
+      </w:r>
+      <w:proofErr w:type="spellStart"/>
+      <w:r>
+        <w:rPr>
+          <w:rFonts w:cs="Times New Roman"/>
+        </w:rPr>
+        <w:t>digunakan</w:t>
+      </w:r>
+      <w:proofErr w:type="spellEnd"/>
+      <w:r>
+        <w:rPr>
+          <w:rFonts w:cs="Times New Roman"/>
+        </w:rPr>
+        <w:t xml:space="preserve"> </w:t>
+      </w:r>
+      <w:proofErr w:type="spellStart"/>
+      <w:r>
+        <w:rPr>
+          <w:rFonts w:cs="Times New Roman"/>
+        </w:rPr>
+        <w:t>untuk</w:t>
+      </w:r>
+      <w:proofErr w:type="spellEnd"/>
+      <w:r>
+        <w:rPr>
+          <w:rFonts w:cs="Times New Roman"/>
+        </w:rPr>
+        <w:t xml:space="preserve"> </w:t>
+      </w:r>
+      <w:proofErr w:type="spellStart"/>
+      <w:r>
+        <w:rPr>
+          <w:rFonts w:cs="Times New Roman"/>
+        </w:rPr>
+        <w:t>melihat</w:t>
+      </w:r>
+      <w:proofErr w:type="spellEnd"/>
+      <w:r>
+        <w:rPr>
+          <w:rFonts w:cs="Times New Roman"/>
+        </w:rPr>
+        <w:t xml:space="preserve"> </w:t>
+      </w:r>
+      <w:proofErr w:type="spellStart"/>
+      <w:r>
+        <w:rPr>
+          <w:rFonts w:cs="Times New Roman"/>
+        </w:rPr>
+        <w:t>hasil</w:t>
+      </w:r>
+      <w:proofErr w:type="spellEnd"/>
+      <w:r>
+        <w:rPr>
+          <w:rFonts w:cs="Times New Roman"/>
+        </w:rPr>
+        <w:t xml:space="preserve"> </w:t>
+      </w:r>
+      <w:proofErr w:type="spellStart"/>
+      <w:r>
+        <w:rPr>
+          <w:rFonts w:cs="Times New Roman"/>
+        </w:rPr>
+        <w:t>halaman</w:t>
+      </w:r>
+      <w:proofErr w:type="spellEnd"/>
+      <w:r>
+        <w:rPr>
+          <w:rFonts w:cs="Times New Roman"/>
+        </w:rPr>
+        <w:t xml:space="preserve"> web </w:t>
       </w:r>
       <w:proofErr w:type="spellStart"/>
       <w:r>
@@ -3504,6 +3726,22 @@
           <w:i/>
           <w:sz w:val="20"/>
         </w:rPr>
+        <w:t>Gambar 2.</w:t>
+      </w:r>
+      <w:r>
+        <w:rPr>
+          <w:rFonts w:cs="Times New Roman"/>
+          <w:i/>
+          <w:sz w:val="20"/>
+        </w:rPr>
+        <w:t xml:space="preserve">7 </w:t>
+      </w:r>
+      <w:r>
+        <w:rPr>
+          <w:rFonts w:cs="Times New Roman"/>
+          <w:i/>
+          <w:sz w:val="20"/>
+        </w:rPr>
         <w:t xml:space="preserve">Screenshot browser yang </w:t>
       </w:r>
       <w:proofErr w:type="spellStart"/>
@@ -3783,7 +4021,7 @@
         </w:trPr>
         <w:tc>
           <w:tcPr>
-            <w:tcW w:w="7370" w:type="dxa"/>
+            <w:tcW w:w="7394" w:type="dxa"/>
             <w:vAlign w:val="center"/>
           </w:tcPr>
           <w:p>
@@ -3861,6 +4099,22 @@
           <w:i/>
           <w:sz w:val="20"/>
         </w:rPr>
+        <w:t>Gambar 2.</w:t>
+      </w:r>
+      <w:r>
+        <w:rPr>
+          <w:rFonts w:cs="Times New Roman"/>
+          <w:i/>
+          <w:sz w:val="20"/>
+        </w:rPr>
+        <w:t xml:space="preserve">8 </w:t>
+      </w:r>
+      <w:r>
+        <w:rPr>
+          <w:rFonts w:cs="Times New Roman"/>
+          <w:i/>
+          <w:sz w:val="20"/>
+        </w:rPr>
         <w:t xml:space="preserve">Screenshot </w:t>
       </w:r>
       <w:proofErr w:type="spellStart"/>
@@ -4178,19 +4432,11 @@
         </w:rPr>
         <w:t xml:space="preserve">. </w:t>
       </w:r>
-      <w:proofErr w:type="gramStart"/>
-      <w:r>
-        <w:rPr>
-          <w:rFonts w:cs="Times New Roman"/>
-        </w:rPr>
-        <w:t>Tapi</w:t>
-      </w:r>
-      <w:proofErr w:type="gramEnd"/>
-      <w:r>
-        <w:rPr>
-          <w:rFonts w:cs="Times New Roman"/>
-        </w:rPr>
-        <w:t xml:space="preserve"> </w:t>
+      <w:r>
+        <w:rPr>
+          <w:rFonts w:cs="Times New Roman"/>
+        </w:rPr>
+        <w:t xml:space="preserve">Tapi </w:t>
       </w:r>
       <w:proofErr w:type="spellStart"/>
       <w:r>
@@ -4348,6 +4594,22 @@
           <w:sz w:val="20"/>
         </w:rPr>
       </w:pPr>
+      <w:r>
+        <w:rPr>
+          <w:rFonts w:cs="Times New Roman"/>
+          <w:i/>
+          <w:sz w:val="20"/>
+        </w:rPr>
+        <w:t>Gambar 2.</w:t>
+      </w:r>
+      <w:r>
+        <w:rPr>
+          <w:rFonts w:cs="Times New Roman"/>
+          <w:i/>
+          <w:sz w:val="20"/>
+        </w:rPr>
+        <w:t xml:space="preserve">9 </w:t>
+      </w:r>
       <w:r>
         <w:rPr>
           <w:rFonts w:cs="Times New Roman"/>
@@ -4776,6 +5038,22 @@
           <w:i/>
           <w:sz w:val="20"/>
         </w:rPr>
+        <w:t>Gambar 2.</w:t>
+      </w:r>
+      <w:r>
+        <w:rPr>
+          <w:rFonts w:cs="Times New Roman"/>
+          <w:i/>
+          <w:sz w:val="20"/>
+        </w:rPr>
+        <w:t xml:space="preserve">10 </w:t>
+      </w:r>
+      <w:r>
+        <w:rPr>
+          <w:rFonts w:cs="Times New Roman"/>
+          <w:i/>
+          <w:sz w:val="20"/>
+        </w:rPr>
         <w:t>Screenshot hyperlink Instagram dan website UMKT.</w:t>
       </w:r>
     </w:p>
@@ -5102,15 +5380,32 @@
         </w:rPr>
         <w:t xml:space="preserve"> </w:t>
       </w:r>
+    </w:p>
+    <w:p>
+      <w:pPr>
+        <w:spacing w:after="0" w:line="360" w:lineRule="auto"/>
+        <w:ind w:firstLine="709"/>
+        <w:rPr>
+          <w:rFonts w:cs="Times New Roman"/>
+        </w:rPr>
+      </w:pPr>
       <w:r>
         <w:rPr>
           <w:rFonts w:cs="Times New Roman"/>
           <w:noProof/>
         </w:rPr>
         <w:drawing>
-          <wp:inline distT="0" distB="0" distL="0" distR="0" wp14:anchorId="4FAF6B80" wp14:editId="04A6FA45">
-            <wp:extent cx="4572396" cy="624894"/>
+          <wp:anchor distT="0" distB="0" distL="114300" distR="114300" simplePos="0" relativeHeight="251671552" behindDoc="0" locked="0" layoutInCell="1" allowOverlap="1" wp14:anchorId="4FAF6B80" wp14:editId="5CC8CD7A">
+            <wp:simplePos x="0" y="0"/>
+            <wp:positionH relativeFrom="column">
+              <wp:posOffset>389255</wp:posOffset>
+            </wp:positionH>
+            <wp:positionV relativeFrom="paragraph">
+              <wp:posOffset>59690</wp:posOffset>
+            </wp:positionV>
+            <wp:extent cx="4572000" cy="624840"/>
             <wp:effectExtent l="0" t="0" r="0" b="3810"/>
+            <wp:wrapNone/>
             <wp:docPr id="318814787" name="Picture 8"/>
             <wp:cNvGraphicFramePr>
               <a:graphicFrameLocks xmlns:a="http://schemas.openxmlformats.org/drawingml/2006/main" noChangeAspect="1"/>
@@ -5131,7 +5426,7 @@
                   <pic:spPr>
                     <a:xfrm>
                       <a:off x="0" y="0"/>
-                      <a:ext cx="4572396" cy="624894"/>
+                      <a:ext cx="4572000" cy="624840"/>
                     </a:xfrm>
                     <a:prstGeom prst="rect">
                       <a:avLst/>
@@ -5140,12 +5435,30 @@
                 </pic:pic>
               </a:graphicData>
             </a:graphic>
-          </wp:inline>
+          </wp:anchor>
         </w:drawing>
       </w:r>
     </w:p>
     <w:p>
       <w:pPr>
+        <w:spacing w:after="0" w:line="360" w:lineRule="auto"/>
+        <w:ind w:firstLine="709"/>
+        <w:rPr>
+          <w:rFonts w:cs="Times New Roman"/>
+        </w:rPr>
+      </w:pPr>
+    </w:p>
+    <w:p>
+      <w:pPr>
+        <w:spacing w:after="0" w:line="360" w:lineRule="auto"/>
+        <w:ind w:firstLine="709"/>
+        <w:rPr>
+          <w:rFonts w:cs="Times New Roman"/>
+        </w:rPr>
+      </w:pPr>
+    </w:p>
+    <w:p>
+      <w:pPr>
         <w:jc w:val="center"/>
         <w:rPr>
           <w:rFonts w:cs="Times New Roman"/>
@@ -5159,25 +5472,23 @@
           <w:i/>
           <w:sz w:val="20"/>
         </w:rPr>
-        <w:t xml:space="preserve">Screenshot </w:t>
-      </w:r>
-      <w:proofErr w:type="spellStart"/>
+        <w:t>Gambar 2.</w:t>
+      </w:r>
       <w:r>
         <w:rPr>
           <w:rFonts w:cs="Times New Roman"/>
           <w:i/>
           <w:sz w:val="20"/>
         </w:rPr>
-        <w:t>pengaturan</w:t>
-      </w:r>
-      <w:proofErr w:type="spellEnd"/>
+        <w:t xml:space="preserve">11 </w:t>
+      </w:r>
       <w:r>
         <w:rPr>
           <w:rFonts w:cs="Times New Roman"/>
           <w:i/>
           <w:sz w:val="20"/>
         </w:rPr>
-        <w:t xml:space="preserve"> </w:t>
+        <w:t xml:space="preserve">Screenshot </w:t>
       </w:r>
       <w:proofErr w:type="spellStart"/>
       <w:r>
@@ -5186,7 +5497,7 @@
           <w:i/>
           <w:sz w:val="20"/>
         </w:rPr>
-        <w:t>identitas</w:t>
+        <w:t>pengaturan</w:t>
       </w:r>
       <w:proofErr w:type="spellEnd"/>
       <w:r>
@@ -5195,34 +5506,52 @@
           <w:i/>
           <w:sz w:val="20"/>
         </w:rPr>
-        <w:t xml:space="preserve"> user.name dan </w:t>
-      </w:r>
-      <w:proofErr w:type="spellStart"/>
-      <w:proofErr w:type="gramStart"/>
+        <w:t xml:space="preserve"> </w:t>
+      </w:r>
+      <w:proofErr w:type="spellStart"/>
       <w:r>
         <w:rPr>
           <w:rFonts w:cs="Times New Roman"/>
           <w:i/>
           <w:sz w:val="20"/>
         </w:rPr>
-        <w:t>user.email</w:t>
-      </w:r>
-      <w:proofErr w:type="spellEnd"/>
-      <w:proofErr w:type="gramEnd"/>
+        <w:t>identitas</w:t>
+      </w:r>
+      <w:proofErr w:type="spellEnd"/>
       <w:r>
         <w:rPr>
           <w:rFonts w:cs="Times New Roman"/>
           <w:i/>
           <w:sz w:val="20"/>
         </w:rPr>
-        <w:t xml:space="preserve"> di terminal</w:t>
-      </w:r>
+        <w:t xml:space="preserve"> user.name dan </w:t>
+      </w:r>
+      <w:proofErr w:type="spellStart"/>
+      <w:proofErr w:type="gramStart"/>
       <w:r>
         <w:rPr>
           <w:rFonts w:cs="Times New Roman"/>
           <w:i/>
           <w:sz w:val="20"/>
         </w:rPr>
+        <w:t>user.email</w:t>
+      </w:r>
+      <w:proofErr w:type="spellEnd"/>
+      <w:proofErr w:type="gramEnd"/>
+      <w:r>
+        <w:rPr>
+          <w:rFonts w:cs="Times New Roman"/>
+          <w:i/>
+          <w:sz w:val="20"/>
+        </w:rPr>
+        <w:t xml:space="preserve"> di terminal</w:t>
+      </w:r>
+      <w:r>
+        <w:rPr>
+          <w:rFonts w:cs="Times New Roman"/>
+          <w:i/>
+          <w:sz w:val="20"/>
+        </w:rPr>
         <w:t>.</w:t>
       </w:r>
     </w:p>
@@ -5306,16 +5635,16 @@
           <w:noProof/>
         </w:rPr>
         <w:drawing>
-          <wp:anchor distT="0" distB="0" distL="114300" distR="114300" simplePos="0" relativeHeight="251667456" behindDoc="0" locked="0" layoutInCell="1" allowOverlap="1" wp14:anchorId="349CE075" wp14:editId="1B58B17D">
+          <wp:anchor distT="0" distB="0" distL="114300" distR="114300" simplePos="0" relativeHeight="251667456" behindDoc="0" locked="0" layoutInCell="1" allowOverlap="1" wp14:anchorId="349CE075" wp14:editId="2813278C">
             <wp:simplePos x="0" y="0"/>
             <wp:positionH relativeFrom="column">
-              <wp:posOffset>810895</wp:posOffset>
+              <wp:posOffset>1242060</wp:posOffset>
             </wp:positionH>
             <wp:positionV relativeFrom="paragraph">
-              <wp:posOffset>607060</wp:posOffset>
+              <wp:posOffset>475615</wp:posOffset>
             </wp:positionV>
-            <wp:extent cx="3519054" cy="1515149"/>
-            <wp:effectExtent l="0" t="0" r="5715" b="8890"/>
+            <wp:extent cx="3154680" cy="1358266"/>
+            <wp:effectExtent l="0" t="0" r="7620" b="0"/>
             <wp:wrapNone/>
             <wp:docPr id="1701185813" name="Picture 9"/>
             <wp:cNvGraphicFramePr>
@@ -5337,7 +5666,7 @@
                   <pic:spPr>
                     <a:xfrm>
                       <a:off x="0" y="0"/>
-                      <a:ext cx="3519054" cy="1515149"/>
+                      <a:ext cx="3154680" cy="1358266"/>
                     </a:xfrm>
                     <a:prstGeom prst="rect">
                       <a:avLst/>
@@ -5479,49 +5808,531 @@
     </w:p>
     <w:p>
       <w:pPr>
+        <w:jc w:val="center"/>
+        <w:rPr>
+          <w:rFonts w:cs="Times New Roman"/>
+        </w:rPr>
+      </w:pPr>
+      <w:r>
         <w:rPr>
           <w:rFonts w:cs="Times New Roman"/>
           <w:i/>
           <w:sz w:val="20"/>
         </w:rPr>
-      </w:pPr>
+        <w:t>Gambar 2.</w:t>
+      </w:r>
+      <w:r>
+        <w:rPr>
+          <w:rFonts w:cs="Times New Roman"/>
+          <w:i/>
+          <w:sz w:val="20"/>
+        </w:rPr>
+        <w:t xml:space="preserve">12 </w:t>
+      </w:r>
+      <w:r>
+        <w:rPr>
+          <w:rFonts w:cs="Times New Roman"/>
+          <w:i/>
+          <w:sz w:val="20"/>
+        </w:rPr>
+        <w:t xml:space="preserve">Screenshot proses commit </w:t>
+      </w:r>
+      <w:proofErr w:type="spellStart"/>
+      <w:r>
+        <w:rPr>
+          <w:rFonts w:cs="Times New Roman"/>
+          <w:i/>
+          <w:sz w:val="20"/>
+        </w:rPr>
+        <w:t>pertama</w:t>
+      </w:r>
+      <w:proofErr w:type="spellEnd"/>
+      <w:r>
+        <w:rPr>
+          <w:rFonts w:cs="Times New Roman"/>
+          <w:i/>
+          <w:sz w:val="20"/>
+        </w:rPr>
+        <w:t>.</w:t>
+      </w:r>
     </w:p>
     <w:p>
       <w:pPr>
-        <w:jc w:val="center"/>
-        <w:rPr>
-          <w:rFonts w:cs="Times New Roman"/>
-        </w:rPr>
-      </w:pPr>
-      <w:r>
-        <w:rPr>
-          <w:rFonts w:cs="Times New Roman"/>
-          <w:i/>
-          <w:sz w:val="20"/>
-        </w:rPr>
-        <w:t xml:space="preserve">Screenshot proses commit </w:t>
-      </w:r>
-      <w:proofErr w:type="spellStart"/>
-      <w:r>
-        <w:rPr>
-          <w:rFonts w:cs="Times New Roman"/>
-          <w:i/>
-          <w:sz w:val="20"/>
-        </w:rPr>
-        <w:t>pertama</w:t>
-      </w:r>
-      <w:proofErr w:type="spellEnd"/>
-      <w:r>
-        <w:rPr>
-          <w:rFonts w:cs="Times New Roman"/>
-          <w:i/>
-          <w:sz w:val="20"/>
-        </w:rPr>
-        <w:t>.</w:t>
+        <w:pStyle w:val="Heading2"/>
+        <w:rPr>
+          <w:rFonts w:ascii="Times New Roman" w:hAnsi="Times New Roman" w:cs="Times New Roman"/>
+          <w:color w:val="auto"/>
+        </w:rPr>
+      </w:pPr>
+      <w:r>
+        <w:rPr>
+          <w:rFonts w:ascii="Times New Roman" w:hAnsi="Times New Roman" w:cs="Times New Roman"/>
+          <w:color w:val="auto"/>
+        </w:rPr>
+        <w:lastRenderedPageBreak/>
+        <w:t>2.1</w:t>
+      </w:r>
+      <w:r>
+        <w:rPr>
+          <w:rFonts w:ascii="Times New Roman" w:hAnsi="Times New Roman" w:cs="Times New Roman"/>
+          <w:color w:val="auto"/>
+        </w:rPr>
+        <w:t xml:space="preserve">3 </w:t>
+      </w:r>
+      <w:r>
+        <w:rPr>
+          <w:rFonts w:ascii="Times New Roman" w:hAnsi="Times New Roman" w:cs="Times New Roman"/>
+          <w:color w:val="auto"/>
+        </w:rPr>
+        <w:t xml:space="preserve">Publish </w:t>
+      </w:r>
+      <w:proofErr w:type="spellStart"/>
+      <w:r>
+        <w:rPr>
+          <w:rFonts w:ascii="Times New Roman" w:hAnsi="Times New Roman" w:cs="Times New Roman"/>
+          <w:color w:val="auto"/>
+        </w:rPr>
+        <w:t>atau</w:t>
+      </w:r>
+      <w:proofErr w:type="spellEnd"/>
+      <w:r>
+        <w:rPr>
+          <w:rFonts w:ascii="Times New Roman" w:hAnsi="Times New Roman" w:cs="Times New Roman"/>
+          <w:color w:val="auto"/>
+        </w:rPr>
+        <w:t xml:space="preserve"> Push Project </w:t>
+      </w:r>
+      <w:proofErr w:type="spellStart"/>
+      <w:r>
+        <w:rPr>
+          <w:rFonts w:ascii="Times New Roman" w:hAnsi="Times New Roman" w:cs="Times New Roman"/>
+          <w:color w:val="auto"/>
+        </w:rPr>
+        <w:t>ke</w:t>
+      </w:r>
+      <w:proofErr w:type="spellEnd"/>
+      <w:r>
+        <w:rPr>
+          <w:rFonts w:ascii="Times New Roman" w:hAnsi="Times New Roman" w:cs="Times New Roman"/>
+          <w:color w:val="auto"/>
+        </w:rPr>
+        <w:t xml:space="preserve"> GitHub</w:t>
       </w:r>
     </w:p>
     <w:p>
       <w:pPr>
+        <w:spacing w:after="120" w:line="360" w:lineRule="auto"/>
+        <w:ind w:firstLine="709"/>
+        <w:rPr>
+          <w:rFonts w:cs="Times New Roman"/>
+        </w:rPr>
+      </w:pPr>
+      <w:proofErr w:type="spellStart"/>
+      <w:r>
+        <w:rPr>
+          <w:rFonts w:cs="Times New Roman"/>
+        </w:rPr>
+        <w:t>Tahap</w:t>
+      </w:r>
+      <w:proofErr w:type="spellEnd"/>
+      <w:r>
+        <w:rPr>
+          <w:rFonts w:cs="Times New Roman"/>
+        </w:rPr>
+        <w:t xml:space="preserve"> </w:t>
+      </w:r>
+      <w:proofErr w:type="spellStart"/>
+      <w:r>
+        <w:rPr>
+          <w:rFonts w:cs="Times New Roman"/>
+        </w:rPr>
+        <w:t>ini</w:t>
+      </w:r>
+      <w:proofErr w:type="spellEnd"/>
+      <w:r>
+        <w:rPr>
+          <w:rFonts w:cs="Times New Roman"/>
+        </w:rPr>
+        <w:t xml:space="preserve"> </w:t>
+      </w:r>
+      <w:proofErr w:type="spellStart"/>
+      <w:r>
+        <w:rPr>
+          <w:rFonts w:cs="Times New Roman"/>
+        </w:rPr>
+        <w:t>bertujuan</w:t>
+      </w:r>
+      <w:proofErr w:type="spellEnd"/>
+      <w:r>
+        <w:rPr>
+          <w:rFonts w:cs="Times New Roman"/>
+        </w:rPr>
+        <w:t xml:space="preserve"> </w:t>
+      </w:r>
+      <w:proofErr w:type="spellStart"/>
+      <w:r>
+        <w:rPr>
+          <w:rFonts w:cs="Times New Roman"/>
+        </w:rPr>
+        <w:t>untuk</w:t>
+      </w:r>
+      <w:proofErr w:type="spellEnd"/>
+      <w:r>
+        <w:rPr>
+          <w:rFonts w:cs="Times New Roman"/>
+        </w:rPr>
+        <w:t xml:space="preserve"> </w:t>
+      </w:r>
+      <w:proofErr w:type="spellStart"/>
+      <w:r>
+        <w:rPr>
+          <w:rFonts w:cs="Times New Roman"/>
+        </w:rPr>
+        <w:t>mencadangkan</w:t>
+      </w:r>
+      <w:proofErr w:type="spellEnd"/>
+      <w:r>
+        <w:rPr>
+          <w:rFonts w:cs="Times New Roman"/>
+        </w:rPr>
+        <w:t xml:space="preserve"> (backup) </w:t>
+      </w:r>
+      <w:proofErr w:type="spellStart"/>
+      <w:r>
+        <w:rPr>
+          <w:rFonts w:cs="Times New Roman"/>
+        </w:rPr>
+        <w:t>seluruh</w:t>
+      </w:r>
+      <w:proofErr w:type="spellEnd"/>
+      <w:r>
+        <w:rPr>
+          <w:rFonts w:cs="Times New Roman"/>
+        </w:rPr>
+        <w:t xml:space="preserve"> source code </w:t>
+      </w:r>
+      <w:proofErr w:type="spellStart"/>
+      <w:r>
+        <w:rPr>
+          <w:rFonts w:cs="Times New Roman"/>
+        </w:rPr>
+        <w:t>ke</w:t>
+      </w:r>
+      <w:proofErr w:type="spellEnd"/>
+      <w:r>
+        <w:rPr>
+          <w:rFonts w:cs="Times New Roman"/>
+        </w:rPr>
+        <w:t xml:space="preserve"> cloud. </w:t>
+      </w:r>
+      <w:proofErr w:type="spellStart"/>
+      <w:r>
+        <w:rPr>
+          <w:rFonts w:cs="Times New Roman"/>
+        </w:rPr>
+        <w:t>Melalui</w:t>
+      </w:r>
+      <w:proofErr w:type="spellEnd"/>
+      <w:r>
+        <w:rPr>
+          <w:rFonts w:cs="Times New Roman"/>
+        </w:rPr>
+        <w:t xml:space="preserve"> panel Source Control di VS Code, </w:t>
+      </w:r>
+      <w:proofErr w:type="spellStart"/>
+      <w:r>
+        <w:rPr>
+          <w:rFonts w:cs="Times New Roman"/>
+        </w:rPr>
+        <w:t>klik</w:t>
+      </w:r>
+      <w:proofErr w:type="spellEnd"/>
+      <w:r>
+        <w:rPr>
+          <w:rFonts w:cs="Times New Roman"/>
+        </w:rPr>
+        <w:t xml:space="preserve"> </w:t>
+      </w:r>
+      <w:proofErr w:type="spellStart"/>
+      <w:r>
+        <w:rPr>
+          <w:rFonts w:cs="Times New Roman"/>
+        </w:rPr>
+        <w:t>tombol</w:t>
+      </w:r>
+      <w:proofErr w:type="spellEnd"/>
+      <w:r>
+        <w:rPr>
+          <w:rFonts w:cs="Times New Roman"/>
+        </w:rPr>
+        <w:t xml:space="preserve"> </w:t>
+      </w:r>
+      <w:r>
+        <w:rPr>
+          <w:rFonts w:cs="Times New Roman"/>
+        </w:rPr>
+        <w:t>Publish Branch</w:t>
+      </w:r>
+      <w:r>
+        <w:rPr>
+          <w:rFonts w:cs="Times New Roman"/>
+        </w:rPr>
+        <w:t xml:space="preserve">. Kita </w:t>
+      </w:r>
+      <w:proofErr w:type="spellStart"/>
+      <w:r>
+        <w:rPr>
+          <w:rFonts w:cs="Times New Roman"/>
+        </w:rPr>
+        <w:t>akan</w:t>
+      </w:r>
+      <w:proofErr w:type="spellEnd"/>
+      <w:r>
+        <w:rPr>
+          <w:rFonts w:cs="Times New Roman"/>
+        </w:rPr>
+        <w:t xml:space="preserve"> </w:t>
+      </w:r>
+      <w:proofErr w:type="spellStart"/>
+      <w:r>
+        <w:rPr>
+          <w:rFonts w:cs="Times New Roman"/>
+        </w:rPr>
+        <w:t>diminta</w:t>
+      </w:r>
+      <w:proofErr w:type="spellEnd"/>
+      <w:r>
+        <w:rPr>
+          <w:rFonts w:cs="Times New Roman"/>
+        </w:rPr>
+        <w:t xml:space="preserve"> </w:t>
+      </w:r>
+      <w:proofErr w:type="spellStart"/>
+      <w:r>
+        <w:rPr>
+          <w:rFonts w:cs="Times New Roman"/>
+        </w:rPr>
+        <w:t>memilih</w:t>
+      </w:r>
+      <w:proofErr w:type="spellEnd"/>
+      <w:r>
+        <w:rPr>
+          <w:rFonts w:cs="Times New Roman"/>
+        </w:rPr>
+        <w:t xml:space="preserve"> </w:t>
+      </w:r>
+      <w:proofErr w:type="spellStart"/>
+      <w:r>
+        <w:rPr>
+          <w:rFonts w:cs="Times New Roman"/>
+        </w:rPr>
+        <w:t>antara</w:t>
+      </w:r>
+      <w:proofErr w:type="spellEnd"/>
+      <w:r>
+        <w:rPr>
+          <w:rFonts w:cs="Times New Roman"/>
+        </w:rPr>
+        <w:t xml:space="preserve"> </w:t>
+      </w:r>
+      <w:r>
+        <w:rPr>
+          <w:rFonts w:cs="Times New Roman"/>
+        </w:rPr>
+        <w:t>repository Private</w:t>
+      </w:r>
+      <w:r>
+        <w:rPr>
+          <w:rFonts w:cs="Times New Roman"/>
+        </w:rPr>
+        <w:t xml:space="preserve"> (</w:t>
+      </w:r>
+      <w:proofErr w:type="spellStart"/>
+      <w:r>
+        <w:rPr>
+          <w:rFonts w:cs="Times New Roman"/>
+        </w:rPr>
+        <w:t>tertutup</w:t>
+      </w:r>
+      <w:proofErr w:type="spellEnd"/>
+      <w:r>
+        <w:rPr>
+          <w:rFonts w:cs="Times New Roman"/>
+        </w:rPr>
+        <w:t xml:space="preserve">) </w:t>
+      </w:r>
+      <w:proofErr w:type="spellStart"/>
+      <w:r>
+        <w:rPr>
+          <w:rFonts w:cs="Times New Roman"/>
+        </w:rPr>
+        <w:t>atau</w:t>
+      </w:r>
+      <w:proofErr w:type="spellEnd"/>
+      <w:r>
+        <w:rPr>
+          <w:rFonts w:cs="Times New Roman"/>
+        </w:rPr>
+        <w:t xml:space="preserve"> </w:t>
+      </w:r>
+      <w:r>
+        <w:rPr>
+          <w:rFonts w:cs="Times New Roman"/>
+        </w:rPr>
+        <w:t>Public</w:t>
+      </w:r>
+      <w:r>
+        <w:rPr>
+          <w:rFonts w:cs="Times New Roman"/>
+          <w:i/>
+          <w:iCs/>
+        </w:rPr>
+        <w:t xml:space="preserve"> </w:t>
+      </w:r>
+      <w:r>
+        <w:rPr>
+          <w:rFonts w:cs="Times New Roman"/>
+        </w:rPr>
+        <w:t>(</w:t>
+      </w:r>
+      <w:proofErr w:type="spellStart"/>
+      <w:r>
+        <w:rPr>
+          <w:rFonts w:cs="Times New Roman"/>
+        </w:rPr>
+        <w:t>terbuka</w:t>
+      </w:r>
+      <w:proofErr w:type="spellEnd"/>
+      <w:r>
+        <w:rPr>
+          <w:rFonts w:cs="Times New Roman"/>
+        </w:rPr>
+        <w:t xml:space="preserve">). </w:t>
+      </w:r>
+      <w:proofErr w:type="spellStart"/>
+      <w:r>
+        <w:rPr>
+          <w:rFonts w:cs="Times New Roman"/>
+        </w:rPr>
+        <w:t>Setelah</w:t>
+      </w:r>
+      <w:proofErr w:type="spellEnd"/>
+      <w:r>
+        <w:rPr>
+          <w:rFonts w:cs="Times New Roman"/>
+        </w:rPr>
+        <w:t xml:space="preserve"> </w:t>
+      </w:r>
+      <w:proofErr w:type="spellStart"/>
+      <w:r>
+        <w:rPr>
+          <w:rFonts w:cs="Times New Roman"/>
+        </w:rPr>
+        <w:t>dipilih</w:t>
+      </w:r>
+      <w:proofErr w:type="spellEnd"/>
+      <w:r>
+        <w:rPr>
+          <w:rFonts w:cs="Times New Roman"/>
+        </w:rPr>
+        <w:t xml:space="preserve">, VS Code </w:t>
+      </w:r>
+      <w:proofErr w:type="spellStart"/>
+      <w:r>
+        <w:rPr>
+          <w:rFonts w:cs="Times New Roman"/>
+        </w:rPr>
+        <w:t>akan</w:t>
+      </w:r>
+      <w:proofErr w:type="spellEnd"/>
+      <w:r>
+        <w:rPr>
+          <w:rFonts w:cs="Times New Roman"/>
+        </w:rPr>
+        <w:t xml:space="preserve"> </w:t>
+      </w:r>
+      <w:proofErr w:type="spellStart"/>
+      <w:r>
+        <w:rPr>
+          <w:rFonts w:cs="Times New Roman"/>
+        </w:rPr>
+        <w:t>memproses</w:t>
+      </w:r>
+      <w:proofErr w:type="spellEnd"/>
+      <w:r>
+        <w:rPr>
+          <w:rFonts w:cs="Times New Roman"/>
+        </w:rPr>
+        <w:t xml:space="preserve"> </w:t>
+      </w:r>
+      <w:proofErr w:type="spellStart"/>
+      <w:r>
+        <w:rPr>
+          <w:rFonts w:cs="Times New Roman"/>
+        </w:rPr>
+        <w:t>sinkronisasi</w:t>
+      </w:r>
+      <w:proofErr w:type="spellEnd"/>
+      <w:r>
+        <w:rPr>
+          <w:rFonts w:cs="Times New Roman"/>
+        </w:rPr>
+        <w:t xml:space="preserve"> dan mem-push </w:t>
+      </w:r>
+      <w:proofErr w:type="spellStart"/>
+      <w:r>
+        <w:rPr>
+          <w:rFonts w:cs="Times New Roman"/>
+        </w:rPr>
+        <w:t>seluruh</w:t>
+      </w:r>
+      <w:proofErr w:type="spellEnd"/>
+      <w:r>
+        <w:rPr>
+          <w:rFonts w:cs="Times New Roman"/>
+        </w:rPr>
+        <w:t xml:space="preserve"> file </w:t>
+      </w:r>
+      <w:proofErr w:type="spellStart"/>
+      <w:r>
+        <w:rPr>
+          <w:rFonts w:cs="Times New Roman"/>
+        </w:rPr>
+        <w:t>ke</w:t>
+      </w:r>
+      <w:proofErr w:type="spellEnd"/>
+      <w:r>
+        <w:rPr>
+          <w:rFonts w:cs="Times New Roman"/>
+        </w:rPr>
+        <w:t xml:space="preserve"> </w:t>
+      </w:r>
+      <w:proofErr w:type="spellStart"/>
+      <w:r>
+        <w:rPr>
+          <w:rFonts w:cs="Times New Roman"/>
+        </w:rPr>
+        <w:t>dalam</w:t>
+      </w:r>
+      <w:proofErr w:type="spellEnd"/>
+      <w:r>
+        <w:rPr>
+          <w:rFonts w:cs="Times New Roman"/>
+        </w:rPr>
+        <w:t xml:space="preserve"> repository GitHub.</w:t>
+      </w:r>
+    </w:p>
+    <w:p>
+      <w:pPr>
+        <w:spacing w:after="120" w:line="360" w:lineRule="auto"/>
+        <w:ind w:firstLine="709"/>
+        <w:rPr>
+          <w:rFonts w:cs="Times New Roman"/>
+        </w:rPr>
+      </w:pPr>
+    </w:p>
+    <w:p>
+      <w:pPr>
         <w:pStyle w:val="Heading2"/>
         <w:rPr>
           <w:rFonts w:ascii="Times New Roman" w:hAnsi="Times New Roman" w:cs="Times New Roman"/>
@@ -5533,7 +6344,6 @@
           <w:rFonts w:ascii="Times New Roman" w:hAnsi="Times New Roman" w:cs="Times New Roman"/>
           <w:color w:val="auto"/>
         </w:rPr>
-        <w:lastRenderedPageBreak/>
         <w:t>2.1</w:t>
       </w:r>
       <w:r>
@@ -5541,14 +6351,14 @@
           <w:rFonts w:ascii="Times New Roman" w:hAnsi="Times New Roman" w:cs="Times New Roman"/>
           <w:color w:val="auto"/>
         </w:rPr>
-        <w:t xml:space="preserve">3 </w:t>
+        <w:t>4</w:t>
       </w:r>
       <w:r>
         <w:rPr>
           <w:rFonts w:ascii="Times New Roman" w:hAnsi="Times New Roman" w:cs="Times New Roman"/>
           <w:color w:val="auto"/>
         </w:rPr>
-        <w:t xml:space="preserve">Publish </w:t>
+        <w:t xml:space="preserve"> </w:t>
       </w:r>
       <w:proofErr w:type="spellStart"/>
       <w:r>
@@ -5556,7 +6366,7 @@
           <w:rFonts w:ascii="Times New Roman" w:hAnsi="Times New Roman" w:cs="Times New Roman"/>
           <w:color w:val="auto"/>
         </w:rPr>
-        <w:t>atau</w:t>
+        <w:t>Memastikan</w:t>
       </w:r>
       <w:proofErr w:type="spellEnd"/>
       <w:r>
@@ -5564,481 +6374,39 @@
           <w:rFonts w:ascii="Times New Roman" w:hAnsi="Times New Roman" w:cs="Times New Roman"/>
           <w:color w:val="auto"/>
         </w:rPr>
-        <w:t xml:space="preserve"> Push Project ke GitHub</w:t>
-      </w:r>
-    </w:p>
-    <w:p>
-      <w:pPr>
-        <w:spacing w:after="120" w:line="360" w:lineRule="auto"/>
-        <w:ind w:firstLine="709"/>
-        <w:rPr>
-          <w:rFonts w:cs="Times New Roman"/>
-        </w:rPr>
-      </w:pPr>
-      <w:proofErr w:type="spellStart"/>
-      <w:r>
-        <w:rPr>
-          <w:rFonts w:cs="Times New Roman"/>
-        </w:rPr>
-        <w:t>Tahap</w:t>
-      </w:r>
-      <w:proofErr w:type="spellEnd"/>
-      <w:r>
-        <w:rPr>
-          <w:rFonts w:cs="Times New Roman"/>
-        </w:rPr>
-        <w:t xml:space="preserve"> </w:t>
-      </w:r>
-      <w:proofErr w:type="spellStart"/>
-      <w:r>
-        <w:rPr>
-          <w:rFonts w:cs="Times New Roman"/>
-        </w:rPr>
-        <w:t>ini</w:t>
-      </w:r>
-      <w:proofErr w:type="spellEnd"/>
-      <w:r>
-        <w:rPr>
-          <w:rFonts w:cs="Times New Roman"/>
-        </w:rPr>
-        <w:t xml:space="preserve"> </w:t>
-      </w:r>
-      <w:proofErr w:type="spellStart"/>
-      <w:r>
-        <w:rPr>
-          <w:rFonts w:cs="Times New Roman"/>
-        </w:rPr>
-        <w:t>bertujuan</w:t>
-      </w:r>
-      <w:proofErr w:type="spellEnd"/>
-      <w:r>
-        <w:rPr>
-          <w:rFonts w:cs="Times New Roman"/>
-        </w:rPr>
-        <w:t xml:space="preserve"> </w:t>
-      </w:r>
-      <w:proofErr w:type="spellStart"/>
-      <w:r>
-        <w:rPr>
-          <w:rFonts w:cs="Times New Roman"/>
-        </w:rPr>
-        <w:t>untuk</w:t>
-      </w:r>
-      <w:proofErr w:type="spellEnd"/>
-      <w:r>
-        <w:rPr>
-          <w:rFonts w:cs="Times New Roman"/>
-        </w:rPr>
-        <w:t xml:space="preserve"> </w:t>
-      </w:r>
-      <w:proofErr w:type="spellStart"/>
-      <w:r>
-        <w:rPr>
-          <w:rFonts w:cs="Times New Roman"/>
-        </w:rPr>
-        <w:t>mencadangkan</w:t>
-      </w:r>
-      <w:proofErr w:type="spellEnd"/>
-      <w:r>
-        <w:rPr>
-          <w:rFonts w:cs="Times New Roman"/>
-        </w:rPr>
-        <w:t xml:space="preserve"> (backup) </w:t>
-      </w:r>
-      <w:proofErr w:type="spellStart"/>
-      <w:r>
-        <w:rPr>
-          <w:rFonts w:cs="Times New Roman"/>
-        </w:rPr>
-        <w:t>seluruh</w:t>
-      </w:r>
-      <w:proofErr w:type="spellEnd"/>
-      <w:r>
-        <w:rPr>
-          <w:rFonts w:cs="Times New Roman"/>
-        </w:rPr>
-        <w:t xml:space="preserve"> source code </w:t>
-      </w:r>
-      <w:proofErr w:type="spellStart"/>
-      <w:r>
-        <w:rPr>
-          <w:rFonts w:cs="Times New Roman"/>
-        </w:rPr>
-        <w:t>ke</w:t>
-      </w:r>
-      <w:proofErr w:type="spellEnd"/>
-      <w:r>
-        <w:rPr>
-          <w:rFonts w:cs="Times New Roman"/>
-        </w:rPr>
-        <w:t xml:space="preserve"> cloud. </w:t>
-      </w:r>
-      <w:proofErr w:type="spellStart"/>
-      <w:r>
-        <w:rPr>
-          <w:rFonts w:cs="Times New Roman"/>
-        </w:rPr>
-        <w:t>Melalui</w:t>
-      </w:r>
-      <w:proofErr w:type="spellEnd"/>
-      <w:r>
-        <w:rPr>
-          <w:rFonts w:cs="Times New Roman"/>
-        </w:rPr>
-        <w:t xml:space="preserve"> panel Source Control di VS Code, </w:t>
-      </w:r>
-      <w:proofErr w:type="spellStart"/>
-      <w:r>
-        <w:rPr>
-          <w:rFonts w:cs="Times New Roman"/>
-        </w:rPr>
-        <w:t>klik</w:t>
-      </w:r>
-      <w:proofErr w:type="spellEnd"/>
-      <w:r>
-        <w:rPr>
-          <w:rFonts w:cs="Times New Roman"/>
-        </w:rPr>
-        <w:t xml:space="preserve"> </w:t>
-      </w:r>
-      <w:proofErr w:type="spellStart"/>
-      <w:r>
-        <w:rPr>
-          <w:rFonts w:cs="Times New Roman"/>
-        </w:rPr>
-        <w:t>tombol</w:t>
-      </w:r>
-      <w:proofErr w:type="spellEnd"/>
-      <w:r>
-        <w:rPr>
-          <w:rFonts w:cs="Times New Roman"/>
-        </w:rPr>
-        <w:t xml:space="preserve"> </w:t>
-      </w:r>
-      <w:r>
-        <w:rPr>
-          <w:rFonts w:cs="Times New Roman"/>
-        </w:rPr>
-        <w:t>Publish Branch</w:t>
-      </w:r>
-      <w:r>
-        <w:rPr>
-          <w:rFonts w:cs="Times New Roman"/>
-        </w:rPr>
-        <w:t xml:space="preserve">. Kita </w:t>
-      </w:r>
-      <w:proofErr w:type="spellStart"/>
-      <w:r>
-        <w:rPr>
-          <w:rFonts w:cs="Times New Roman"/>
-        </w:rPr>
-        <w:t>akan</w:t>
-      </w:r>
-      <w:proofErr w:type="spellEnd"/>
-      <w:r>
-        <w:rPr>
-          <w:rFonts w:cs="Times New Roman"/>
-        </w:rPr>
-        <w:t xml:space="preserve"> </w:t>
-      </w:r>
-      <w:proofErr w:type="spellStart"/>
-      <w:r>
-        <w:rPr>
-          <w:rFonts w:cs="Times New Roman"/>
-        </w:rPr>
-        <w:t>diminta</w:t>
-      </w:r>
-      <w:proofErr w:type="spellEnd"/>
-      <w:r>
-        <w:rPr>
-          <w:rFonts w:cs="Times New Roman"/>
-        </w:rPr>
-        <w:t xml:space="preserve"> </w:t>
-      </w:r>
-      <w:proofErr w:type="spellStart"/>
-      <w:r>
-        <w:rPr>
-          <w:rFonts w:cs="Times New Roman"/>
-        </w:rPr>
-        <w:t>memilih</w:t>
-      </w:r>
-      <w:proofErr w:type="spellEnd"/>
-      <w:r>
-        <w:rPr>
-          <w:rFonts w:cs="Times New Roman"/>
-        </w:rPr>
-        <w:t xml:space="preserve"> </w:t>
-      </w:r>
-      <w:proofErr w:type="spellStart"/>
-      <w:r>
-        <w:rPr>
-          <w:rFonts w:cs="Times New Roman"/>
-        </w:rPr>
-        <w:t>antara</w:t>
-      </w:r>
-      <w:proofErr w:type="spellEnd"/>
-      <w:r>
-        <w:rPr>
-          <w:rFonts w:cs="Times New Roman"/>
-        </w:rPr>
-        <w:t xml:space="preserve"> </w:t>
-      </w:r>
-      <w:r>
-        <w:rPr>
-          <w:rFonts w:cs="Times New Roman"/>
-        </w:rPr>
-        <w:t>repository Private</w:t>
-      </w:r>
-      <w:r>
-        <w:rPr>
-          <w:rFonts w:cs="Times New Roman"/>
-        </w:rPr>
-        <w:t xml:space="preserve"> (</w:t>
-      </w:r>
-      <w:proofErr w:type="spellStart"/>
-      <w:r>
-        <w:rPr>
-          <w:rFonts w:cs="Times New Roman"/>
-        </w:rPr>
-        <w:t>tertutup</w:t>
-      </w:r>
-      <w:proofErr w:type="spellEnd"/>
-      <w:r>
-        <w:rPr>
-          <w:rFonts w:cs="Times New Roman"/>
-        </w:rPr>
-        <w:t xml:space="preserve">) </w:t>
-      </w:r>
-      <w:proofErr w:type="spellStart"/>
-      <w:r>
-        <w:rPr>
-          <w:rFonts w:cs="Times New Roman"/>
-        </w:rPr>
-        <w:t>atau</w:t>
-      </w:r>
-      <w:proofErr w:type="spellEnd"/>
-      <w:r>
-        <w:rPr>
-          <w:rFonts w:cs="Times New Roman"/>
-        </w:rPr>
-        <w:t xml:space="preserve"> </w:t>
-      </w:r>
-      <w:r>
-        <w:rPr>
-          <w:rFonts w:cs="Times New Roman"/>
-        </w:rPr>
-        <w:t>Public</w:t>
-      </w:r>
-      <w:r>
-        <w:rPr>
-          <w:rFonts w:cs="Times New Roman"/>
-          <w:i/>
-          <w:iCs/>
-        </w:rPr>
-        <w:t xml:space="preserve"> </w:t>
-      </w:r>
-      <w:r>
-        <w:rPr>
-          <w:rFonts w:cs="Times New Roman"/>
-        </w:rPr>
-        <w:t>(</w:t>
-      </w:r>
-      <w:proofErr w:type="spellStart"/>
-      <w:r>
-        <w:rPr>
-          <w:rFonts w:cs="Times New Roman"/>
-        </w:rPr>
-        <w:t>terbuka</w:t>
-      </w:r>
-      <w:proofErr w:type="spellEnd"/>
-      <w:r>
-        <w:rPr>
-          <w:rFonts w:cs="Times New Roman"/>
-        </w:rPr>
-        <w:t xml:space="preserve">). </w:t>
-      </w:r>
-      <w:proofErr w:type="spellStart"/>
-      <w:r>
-        <w:rPr>
-          <w:rFonts w:cs="Times New Roman"/>
-        </w:rPr>
-        <w:t>Setelah</w:t>
-      </w:r>
-      <w:proofErr w:type="spellEnd"/>
-      <w:r>
-        <w:rPr>
-          <w:rFonts w:cs="Times New Roman"/>
-        </w:rPr>
-        <w:t xml:space="preserve"> </w:t>
-      </w:r>
-      <w:proofErr w:type="spellStart"/>
-      <w:r>
-        <w:rPr>
-          <w:rFonts w:cs="Times New Roman"/>
-        </w:rPr>
-        <w:t>dipilih</w:t>
-      </w:r>
-      <w:proofErr w:type="spellEnd"/>
-      <w:r>
-        <w:rPr>
-          <w:rFonts w:cs="Times New Roman"/>
-        </w:rPr>
-        <w:t xml:space="preserve">, VS Code </w:t>
-      </w:r>
-      <w:proofErr w:type="spellStart"/>
-      <w:r>
-        <w:rPr>
-          <w:rFonts w:cs="Times New Roman"/>
-        </w:rPr>
-        <w:t>akan</w:t>
-      </w:r>
-      <w:proofErr w:type="spellEnd"/>
-      <w:r>
-        <w:rPr>
-          <w:rFonts w:cs="Times New Roman"/>
-        </w:rPr>
-        <w:t xml:space="preserve"> </w:t>
-      </w:r>
-      <w:proofErr w:type="spellStart"/>
-      <w:r>
-        <w:rPr>
-          <w:rFonts w:cs="Times New Roman"/>
-        </w:rPr>
-        <w:t>memproses</w:t>
-      </w:r>
-      <w:proofErr w:type="spellEnd"/>
-      <w:r>
-        <w:rPr>
-          <w:rFonts w:cs="Times New Roman"/>
-        </w:rPr>
-        <w:t xml:space="preserve"> </w:t>
-      </w:r>
-      <w:proofErr w:type="spellStart"/>
-      <w:r>
-        <w:rPr>
-          <w:rFonts w:cs="Times New Roman"/>
-        </w:rPr>
-        <w:t>sinkronisasi</w:t>
-      </w:r>
-      <w:proofErr w:type="spellEnd"/>
-      <w:r>
-        <w:rPr>
-          <w:rFonts w:cs="Times New Roman"/>
-        </w:rPr>
-        <w:t xml:space="preserve"> dan mem-push </w:t>
-      </w:r>
-      <w:proofErr w:type="spellStart"/>
-      <w:r>
-        <w:rPr>
-          <w:rFonts w:cs="Times New Roman"/>
-        </w:rPr>
-        <w:t>seluruh</w:t>
-      </w:r>
-      <w:proofErr w:type="spellEnd"/>
-      <w:r>
-        <w:rPr>
-          <w:rFonts w:cs="Times New Roman"/>
-        </w:rPr>
-        <w:t xml:space="preserve"> file </w:t>
-      </w:r>
-      <w:proofErr w:type="spellStart"/>
-      <w:r>
-        <w:rPr>
-          <w:rFonts w:cs="Times New Roman"/>
-        </w:rPr>
-        <w:t>ke</w:t>
-      </w:r>
-      <w:proofErr w:type="spellEnd"/>
-      <w:r>
-        <w:rPr>
-          <w:rFonts w:cs="Times New Roman"/>
-        </w:rPr>
-        <w:t xml:space="preserve"> </w:t>
-      </w:r>
-      <w:proofErr w:type="spellStart"/>
-      <w:r>
-        <w:rPr>
-          <w:rFonts w:cs="Times New Roman"/>
-        </w:rPr>
-        <w:t>dalam</w:t>
-      </w:r>
-      <w:proofErr w:type="spellEnd"/>
-      <w:r>
-        <w:rPr>
-          <w:rFonts w:cs="Times New Roman"/>
-        </w:rPr>
-        <w:t xml:space="preserve"> repository GitHub.</w:t>
-      </w:r>
-    </w:p>
-    <w:p>
-      <w:pPr>
-        <w:spacing w:after="120" w:line="360" w:lineRule="auto"/>
-        <w:ind w:firstLine="709"/>
-        <w:rPr>
-          <w:rFonts w:cs="Times New Roman"/>
-        </w:rPr>
-      </w:pPr>
-    </w:p>
-    <w:p>
-      <w:pPr>
-        <w:pStyle w:val="Heading2"/>
+        <w:t xml:space="preserve"> Repository </w:t>
+      </w:r>
+      <w:proofErr w:type="spellStart"/>
+      <w:r>
         <w:rPr>
           <w:rFonts w:ascii="Times New Roman" w:hAnsi="Times New Roman" w:cs="Times New Roman"/>
           <w:color w:val="auto"/>
         </w:rPr>
-      </w:pPr>
+        <w:t>Berhasil</w:t>
+      </w:r>
+      <w:proofErr w:type="spellEnd"/>
       <w:r>
         <w:rPr>
           <w:rFonts w:ascii="Times New Roman" w:hAnsi="Times New Roman" w:cs="Times New Roman"/>
           <w:color w:val="auto"/>
         </w:rPr>
-        <w:t>2.1</w:t>
-      </w:r>
+        <w:t xml:space="preserve"> </w:t>
+      </w:r>
+      <w:proofErr w:type="spellStart"/>
       <w:r>
         <w:rPr>
           <w:rFonts w:ascii="Times New Roman" w:hAnsi="Times New Roman" w:cs="Times New Roman"/>
           <w:color w:val="auto"/>
         </w:rPr>
-        <w:t>4</w:t>
-      </w:r>
+        <w:t>Tampil</w:t>
+      </w:r>
+      <w:proofErr w:type="spellEnd"/>
       <w:r>
         <w:rPr>
           <w:rFonts w:ascii="Times New Roman" w:hAnsi="Times New Roman" w:cs="Times New Roman"/>
           <w:color w:val="auto"/>
         </w:rPr>
-        <w:t xml:space="preserve"> </w:t>
-      </w:r>
-      <w:proofErr w:type="spellStart"/>
-      <w:r>
-        <w:rPr>
-          <w:rFonts w:ascii="Times New Roman" w:hAnsi="Times New Roman" w:cs="Times New Roman"/>
-          <w:color w:val="auto"/>
-        </w:rPr>
-        <w:t>Memastikan</w:t>
-      </w:r>
-      <w:proofErr w:type="spellEnd"/>
-      <w:r>
-        <w:rPr>
-          <w:rFonts w:ascii="Times New Roman" w:hAnsi="Times New Roman" w:cs="Times New Roman"/>
-          <w:color w:val="auto"/>
-        </w:rPr>
-        <w:t xml:space="preserve"> Repository </w:t>
-      </w:r>
-      <w:proofErr w:type="spellStart"/>
-      <w:r>
-        <w:rPr>
-          <w:rFonts w:ascii="Times New Roman" w:hAnsi="Times New Roman" w:cs="Times New Roman"/>
-          <w:color w:val="auto"/>
-        </w:rPr>
-        <w:t>Berhasil</w:t>
-      </w:r>
-      <w:proofErr w:type="spellEnd"/>
-      <w:r>
-        <w:rPr>
-          <w:rFonts w:ascii="Times New Roman" w:hAnsi="Times New Roman" w:cs="Times New Roman"/>
-          <w:color w:val="auto"/>
-        </w:rPr>
-        <w:t xml:space="preserve"> Tampil di GitHub</w:t>
+        <w:t xml:space="preserve"> di GitHub</w:t>
       </w:r>
     </w:p>
     <w:p>
@@ -6184,7 +6552,21 @@
           <w:rFonts w:cs="Times New Roman"/>
           <w:szCs w:val="24"/>
         </w:rPr>
-        <w:t>pemograman</w:t>
+        <w:t>pem</w:t>
+      </w:r>
+      <w:r>
+        <w:rPr>
+          <w:rFonts w:cs="Times New Roman"/>
+          <w:szCs w:val="24"/>
+        </w:rPr>
+        <w:t>r</w:t>
+      </w:r>
+      <w:r>
+        <w:rPr>
+          <w:rFonts w:cs="Times New Roman"/>
+          <w:szCs w:val="24"/>
+        </w:rPr>
+        <w:t>ograman</w:t>
       </w:r>
       <w:proofErr w:type="spellEnd"/>
       <w:r>
@@ -6349,6 +6731,22 @@
           <w:rFonts w:cs="Times New Roman"/>
         </w:rPr>
       </w:pPr>
+      <w:r>
+        <w:rPr>
+          <w:rFonts w:cs="Times New Roman"/>
+          <w:i/>
+          <w:sz w:val="20"/>
+        </w:rPr>
+        <w:t>Gambar 2.</w:t>
+      </w:r>
+      <w:r>
+        <w:rPr>
+          <w:rFonts w:cs="Times New Roman"/>
+          <w:i/>
+          <w:sz w:val="20"/>
+        </w:rPr>
+        <w:t xml:space="preserve">13 </w:t>
+      </w:r>
       <w:r>
         <w:rPr>
           <w:rFonts w:cs="Times New Roman"/>
@@ -7292,7 +7690,6 @@
     <w:p>
       <w:pPr>
         <w:spacing w:after="120" w:line="360" w:lineRule="auto"/>
-        <w:ind w:firstLine="709"/>
         <w:rPr>
           <w:rFonts w:cs="Times New Roman"/>
           <w:lang w:val="en-ID"/>
@@ -7305,13 +7702,13 @@
           <w:lang w:val="en-ID"/>
         </w:rPr>
         <w:drawing>
-          <wp:anchor distT="0" distB="0" distL="114300" distR="114300" simplePos="0" relativeHeight="251670528" behindDoc="0" locked="0" layoutInCell="1" allowOverlap="1" wp14:anchorId="0A75A336" wp14:editId="3492697E">
+          <wp:anchor distT="0" distB="0" distL="114300" distR="114300" simplePos="0" relativeHeight="251670528" behindDoc="0" locked="0" layoutInCell="1" allowOverlap="1" wp14:anchorId="0A75A336" wp14:editId="047B8E78">
             <wp:simplePos x="0" y="0"/>
             <wp:positionH relativeFrom="column">
               <wp:posOffset>277495</wp:posOffset>
             </wp:positionH>
             <wp:positionV relativeFrom="paragraph">
-              <wp:posOffset>286904</wp:posOffset>
+              <wp:posOffset>313055</wp:posOffset>
             </wp:positionV>
             <wp:extent cx="5252085" cy="1908810"/>
             <wp:effectExtent l="0" t="0" r="5715" b="0"/>
@@ -7391,33 +7788,23 @@
     </w:p>
     <w:p>
       <w:pPr>
-        <w:spacing w:after="120" w:line="360" w:lineRule="auto"/>
-        <w:ind w:firstLine="709"/>
-        <w:rPr>
-          <w:rFonts w:cs="Times New Roman"/>
-          <w:lang w:val="en-ID"/>
-        </w:rPr>
-      </w:pPr>
+        <w:pStyle w:val="Heading2"/>
+        <w:rPr>
+          <w:rFonts w:ascii="Times New Roman" w:hAnsi="Times New Roman" w:cs="Times New Roman"/>
+          <w:color w:val="auto"/>
+        </w:rPr>
+      </w:pPr>
+      <w:r>
+        <w:rPr>
+          <w:rFonts w:ascii="Times New Roman" w:hAnsi="Times New Roman" w:cs="Times New Roman"/>
+          <w:color w:val="auto"/>
+        </w:rPr>
+        <w:lastRenderedPageBreak/>
+        <w:t>3.2 Source Code</w:t>
+      </w:r>
     </w:p>
     <w:p>
       <w:pPr>
-        <w:pStyle w:val="Heading2"/>
-        <w:rPr>
-          <w:rFonts w:ascii="Times New Roman" w:hAnsi="Times New Roman" w:cs="Times New Roman"/>
-          <w:color w:val="auto"/>
-        </w:rPr>
-      </w:pPr>
-      <w:r>
-        <w:rPr>
-          <w:rFonts w:ascii="Times New Roman" w:hAnsi="Times New Roman" w:cs="Times New Roman"/>
-          <w:color w:val="auto"/>
-        </w:rPr>
-        <w:lastRenderedPageBreak/>
-        <w:t>3.2 Source Code</w:t>
-      </w:r>
-    </w:p>
-    <w:p>
-      <w:pPr>
         <w:spacing w:after="120" w:line="360" w:lineRule="auto"/>
         <w:rPr>
           <w:rFonts w:cs="Times New Roman"/>
@@ -7463,7 +7850,91 @@
         <w:rPr>
           <w:rFonts w:cs="Times New Roman"/>
         </w:rPr>
-        <w:t xml:space="preserve"> source code index.html yang digunakan untuk membuat halaman biodata mahasiswa. Isi dapat disesuaikan dengan data dan foto yang digunakan pada saat praktikum.</w:t>
+        <w:t xml:space="preserve"> source code index.html yang </w:t>
+      </w:r>
+      <w:proofErr w:type="spellStart"/>
+      <w:r>
+        <w:rPr>
+          <w:rFonts w:cs="Times New Roman"/>
+        </w:rPr>
+        <w:t>saya</w:t>
+      </w:r>
+      <w:proofErr w:type="spellEnd"/>
+      <w:r>
+        <w:rPr>
+          <w:rFonts w:cs="Times New Roman"/>
+        </w:rPr>
+        <w:t xml:space="preserve"> </w:t>
+      </w:r>
+      <w:proofErr w:type="spellStart"/>
+      <w:r>
+        <w:rPr>
+          <w:rFonts w:cs="Times New Roman"/>
+        </w:rPr>
+        <w:t>gunakan</w:t>
+      </w:r>
+      <w:proofErr w:type="spellEnd"/>
+      <w:r>
+        <w:rPr>
+          <w:rFonts w:cs="Times New Roman"/>
+        </w:rPr>
+        <w:t xml:space="preserve"> </w:t>
+      </w:r>
+      <w:proofErr w:type="spellStart"/>
+      <w:r>
+        <w:rPr>
+          <w:rFonts w:cs="Times New Roman"/>
+        </w:rPr>
+        <w:t>untuk</w:t>
+      </w:r>
+      <w:proofErr w:type="spellEnd"/>
+      <w:r>
+        <w:rPr>
+          <w:rFonts w:cs="Times New Roman"/>
+        </w:rPr>
+        <w:t xml:space="preserve"> </w:t>
+      </w:r>
+      <w:proofErr w:type="spellStart"/>
+      <w:r>
+        <w:rPr>
+          <w:rFonts w:cs="Times New Roman"/>
+        </w:rPr>
+        <w:t>membuat</w:t>
+      </w:r>
+      <w:proofErr w:type="spellEnd"/>
+      <w:r>
+        <w:rPr>
+          <w:rFonts w:cs="Times New Roman"/>
+        </w:rPr>
+        <w:t xml:space="preserve"> </w:t>
+      </w:r>
+      <w:proofErr w:type="spellStart"/>
+      <w:r>
+        <w:rPr>
+          <w:rFonts w:cs="Times New Roman"/>
+        </w:rPr>
+        <w:t>halaman</w:t>
+      </w:r>
+      <w:proofErr w:type="spellEnd"/>
+      <w:r>
+        <w:rPr>
+          <w:rFonts w:cs="Times New Roman"/>
+        </w:rPr>
+        <w:t xml:space="preserve"> biodata </w:t>
+      </w:r>
+      <w:proofErr w:type="spellStart"/>
+      <w:r>
+        <w:rPr>
+          <w:rFonts w:cs="Times New Roman"/>
+        </w:rPr>
+        <w:t>mahasisw</w:t>
+      </w:r>
+      <w:proofErr w:type="spellEnd"/>
+      <w:r>
+        <w:rPr>
+          <w:rFonts w:cs="Times New Roman"/>
+        </w:rPr>
+        <w:t>.</w:t>
       </w:r>
     </w:p>
     <w:tbl>
@@ -7487,14 +7958,14 @@
             <w:pPr>
               <w:spacing w:after="0"/>
               <w:rPr>
-                <w:rFonts w:cs="Times New Roman"/>
+                <w:rFonts w:ascii="Consolas" w:hAnsi="Consolas" w:cs="Courier New"/>
                 <w:sz w:val="18"/>
                 <w:lang w:val="en-ID"/>
               </w:rPr>
             </w:pPr>
             <w:r>
               <w:rPr>
-                <w:rFonts w:cs="Times New Roman"/>
+                <w:rFonts w:ascii="Consolas" w:hAnsi="Consolas" w:cs="Courier New"/>
                 <w:sz w:val="18"/>
                 <w:lang w:val="en-ID"/>
               </w:rPr>
@@ -7505,14 +7976,14 @@
             <w:pPr>
               <w:spacing w:after="0"/>
               <w:rPr>
-                <w:rFonts w:cs="Times New Roman"/>
+                <w:rFonts w:ascii="Consolas" w:hAnsi="Consolas" w:cs="Courier New"/>
                 <w:sz w:val="18"/>
                 <w:lang w:val="en-ID"/>
               </w:rPr>
             </w:pPr>
             <w:r>
               <w:rPr>
-                <w:rFonts w:cs="Times New Roman"/>
+                <w:rFonts w:ascii="Consolas" w:hAnsi="Consolas" w:cs="Courier New"/>
                 <w:sz w:val="18"/>
                 <w:lang w:val="en-ID"/>
               </w:rPr>
@@ -7521,7 +7992,7 @@
             <w:proofErr w:type="spellStart"/>
             <w:r>
               <w:rPr>
-                <w:rFonts w:cs="Times New Roman"/>
+                <w:rFonts w:ascii="Consolas" w:hAnsi="Consolas" w:cs="Courier New"/>
                 <w:sz w:val="18"/>
                 <w:lang w:val="en-ID"/>
               </w:rPr>
@@ -7530,7 +8001,7 @@
             <w:proofErr w:type="spellEnd"/>
             <w:r>
               <w:rPr>
-                <w:rFonts w:cs="Times New Roman"/>
+                <w:rFonts w:ascii="Consolas" w:hAnsi="Consolas" w:cs="Courier New"/>
                 <w:sz w:val="18"/>
                 <w:lang w:val="en-ID"/>
               </w:rPr>
@@ -7541,14 +8012,14 @@
             <w:pPr>
               <w:spacing w:after="0"/>
               <w:rPr>
-                <w:rFonts w:cs="Times New Roman"/>
+                <w:rFonts w:ascii="Consolas" w:hAnsi="Consolas" w:cs="Courier New"/>
                 <w:sz w:val="18"/>
                 <w:lang w:val="en-ID"/>
               </w:rPr>
             </w:pPr>
             <w:r>
               <w:rPr>
-                <w:rFonts w:cs="Times New Roman"/>
+                <w:rFonts w:ascii="Consolas" w:hAnsi="Consolas" w:cs="Courier New"/>
                 <w:sz w:val="18"/>
                 <w:lang w:val="en-ID"/>
               </w:rPr>
@@ -7559,14 +8030,14 @@
             <w:pPr>
               <w:spacing w:after="0"/>
               <w:rPr>
-                <w:rFonts w:cs="Times New Roman"/>
+                <w:rFonts w:ascii="Consolas" w:hAnsi="Consolas" w:cs="Courier New"/>
                 <w:sz w:val="18"/>
                 <w:lang w:val="en-ID"/>
               </w:rPr>
             </w:pPr>
             <w:r>
               <w:rPr>
-                <w:rFonts w:cs="Times New Roman"/>
+                <w:rFonts w:ascii="Consolas" w:hAnsi="Consolas" w:cs="Courier New"/>
                 <w:sz w:val="18"/>
                 <w:lang w:val="en-ID"/>
               </w:rPr>
@@ -7577,14 +8048,14 @@
             <w:pPr>
               <w:spacing w:after="0"/>
               <w:rPr>
-                <w:rFonts w:cs="Times New Roman"/>
+                <w:rFonts w:ascii="Consolas" w:hAnsi="Consolas" w:cs="Courier New"/>
                 <w:sz w:val="18"/>
                 <w:lang w:val="en-ID"/>
               </w:rPr>
             </w:pPr>
             <w:r>
               <w:rPr>
-                <w:rFonts w:cs="Times New Roman"/>
+                <w:rFonts w:ascii="Consolas" w:hAnsi="Consolas" w:cs="Courier New"/>
                 <w:sz w:val="18"/>
                 <w:lang w:val="en-ID"/>
               </w:rPr>
@@ -7595,14 +8066,14 @@
             <w:pPr>
               <w:spacing w:after="0"/>
               <w:rPr>
-                <w:rFonts w:cs="Times New Roman"/>
+                <w:rFonts w:ascii="Consolas" w:hAnsi="Consolas" w:cs="Courier New"/>
                 <w:sz w:val="18"/>
                 <w:lang w:val="en-ID"/>
               </w:rPr>
             </w:pPr>
             <w:r>
               <w:rPr>
-                <w:rFonts w:cs="Times New Roman"/>
+                <w:rFonts w:ascii="Consolas" w:hAnsi="Consolas" w:cs="Courier New"/>
                 <w:sz w:val="18"/>
                 <w:lang w:val="en-ID"/>
               </w:rPr>
@@ -7611,7 +8082,7 @@
             <w:proofErr w:type="spellStart"/>
             <w:r>
               <w:rPr>
-                <w:rFonts w:cs="Times New Roman"/>
+                <w:rFonts w:ascii="Consolas" w:hAnsi="Consolas" w:cs="Courier New"/>
                 <w:sz w:val="18"/>
                 <w:lang w:val="en-ID"/>
               </w:rPr>
@@ -7620,7 +8091,7 @@
             <w:proofErr w:type="spellEnd"/>
             <w:r>
               <w:rPr>
-                <w:rFonts w:cs="Times New Roman"/>
+                <w:rFonts w:ascii="Consolas" w:hAnsi="Consolas" w:cs="Courier New"/>
                 <w:sz w:val="18"/>
                 <w:lang w:val="en-ID"/>
               </w:rPr>
@@ -7629,7 +8100,7 @@
             <w:proofErr w:type="spellStart"/>
             <w:r>
               <w:rPr>
-                <w:rFonts w:cs="Times New Roman"/>
+                <w:rFonts w:ascii="Consolas" w:hAnsi="Consolas" w:cs="Courier New"/>
                 <w:sz w:val="18"/>
                 <w:lang w:val="en-ID"/>
               </w:rPr>
@@ -7638,7 +8109,7 @@
             <w:proofErr w:type="spellEnd"/>
             <w:r>
               <w:rPr>
-                <w:rFonts w:cs="Times New Roman"/>
+                <w:rFonts w:ascii="Consolas" w:hAnsi="Consolas" w:cs="Courier New"/>
                 <w:sz w:val="18"/>
                 <w:lang w:val="en-ID"/>
               </w:rPr>
@@ -7649,14 +8120,14 @@
             <w:pPr>
               <w:spacing w:after="0"/>
               <w:rPr>
-                <w:rFonts w:cs="Times New Roman"/>
+                <w:rFonts w:ascii="Consolas" w:hAnsi="Consolas" w:cs="Courier New"/>
                 <w:sz w:val="18"/>
                 <w:lang w:val="en-ID"/>
               </w:rPr>
             </w:pPr>
             <w:r>
               <w:rPr>
-                <w:rFonts w:cs="Times New Roman"/>
+                <w:rFonts w:ascii="Consolas" w:hAnsi="Consolas" w:cs="Courier New"/>
                 <w:sz w:val="18"/>
                 <w:lang w:val="en-ID"/>
               </w:rPr>
@@ -7667,14 +8138,14 @@
             <w:pPr>
               <w:spacing w:after="0"/>
               <w:rPr>
-                <w:rFonts w:cs="Times New Roman"/>
+                <w:rFonts w:ascii="Consolas" w:hAnsi="Consolas" w:cs="Courier New"/>
                 <w:sz w:val="18"/>
                 <w:lang w:val="en-ID"/>
               </w:rPr>
             </w:pPr>
             <w:r>
               <w:rPr>
-                <w:rFonts w:cs="Times New Roman"/>
+                <w:rFonts w:ascii="Consolas" w:hAnsi="Consolas" w:cs="Courier New"/>
                 <w:sz w:val="18"/>
                 <w:lang w:val="en-ID"/>
               </w:rPr>
@@ -7685,14 +8156,14 @@
             <w:pPr>
               <w:spacing w:after="0"/>
               <w:rPr>
-                <w:rFonts w:cs="Times New Roman"/>
+                <w:rFonts w:ascii="Consolas" w:hAnsi="Consolas" w:cs="Courier New"/>
                 <w:sz w:val="18"/>
                 <w:lang w:val="en-ID"/>
               </w:rPr>
             </w:pPr>
             <w:r>
               <w:rPr>
-                <w:rFonts w:cs="Times New Roman"/>
+                <w:rFonts w:ascii="Consolas" w:hAnsi="Consolas" w:cs="Courier New"/>
                 <w:sz w:val="18"/>
                 <w:lang w:val="en-ID"/>
               </w:rPr>
@@ -7701,7 +8172,7 @@
             <w:proofErr w:type="spellStart"/>
             <w:r>
               <w:rPr>
-                <w:rFonts w:cs="Times New Roman"/>
+                <w:rFonts w:ascii="Consolas" w:hAnsi="Consolas" w:cs="Courier New"/>
                 <w:sz w:val="18"/>
                 <w:lang w:val="en-ID"/>
               </w:rPr>
@@ -7710,7 +8181,7 @@
             <w:proofErr w:type="spellEnd"/>
             <w:r>
               <w:rPr>
-                <w:rFonts w:cs="Times New Roman"/>
+                <w:rFonts w:ascii="Consolas" w:hAnsi="Consolas" w:cs="Courier New"/>
                 <w:sz w:val="18"/>
                 <w:lang w:val="en-ID"/>
               </w:rPr>
@@ -7719,7 +8190,7 @@
             <w:proofErr w:type="spellStart"/>
             <w:r>
               <w:rPr>
-                <w:rFonts w:cs="Times New Roman"/>
+                <w:rFonts w:ascii="Consolas" w:hAnsi="Consolas" w:cs="Courier New"/>
                 <w:sz w:val="18"/>
                 <w:lang w:val="en-ID"/>
               </w:rPr>
@@ -7728,7 +8199,7 @@
             <w:proofErr w:type="spellEnd"/>
             <w:r>
               <w:rPr>
-                <w:rFonts w:cs="Times New Roman"/>
+                <w:rFonts w:ascii="Consolas" w:hAnsi="Consolas" w:cs="Courier New"/>
                 <w:sz w:val="18"/>
                 <w:lang w:val="en-ID"/>
               </w:rPr>
@@ -7739,14 +8210,14 @@
             <w:pPr>
               <w:spacing w:after="0"/>
               <w:rPr>
-                <w:rFonts w:cs="Times New Roman"/>
+                <w:rFonts w:ascii="Consolas" w:hAnsi="Consolas" w:cs="Courier New"/>
                 <w:sz w:val="18"/>
                 <w:lang w:val="en-ID"/>
               </w:rPr>
             </w:pPr>
             <w:r>
               <w:rPr>
-                <w:rFonts w:cs="Times New Roman"/>
+                <w:rFonts w:ascii="Consolas" w:hAnsi="Consolas" w:cs="Courier New"/>
                 <w:sz w:val="18"/>
                 <w:lang w:val="en-ID"/>
               </w:rPr>
@@ -7757,14 +8228,14 @@
             <w:pPr>
               <w:spacing w:after="0"/>
               <w:rPr>
-                <w:rFonts w:cs="Times New Roman"/>
+                <w:rFonts w:ascii="Consolas" w:hAnsi="Consolas" w:cs="Courier New"/>
                 <w:sz w:val="18"/>
                 <w:lang w:val="en-ID"/>
               </w:rPr>
             </w:pPr>
             <w:r>
               <w:rPr>
-                <w:rFonts w:cs="Times New Roman"/>
+                <w:rFonts w:ascii="Consolas" w:hAnsi="Consolas" w:cs="Courier New"/>
                 <w:sz w:val="18"/>
                 <w:lang w:val="en-ID"/>
               </w:rPr>
@@ -7773,7 +8244,7 @@
             <w:proofErr w:type="spellStart"/>
             <w:r>
               <w:rPr>
-                <w:rFonts w:cs="Times New Roman"/>
+                <w:rFonts w:ascii="Consolas" w:hAnsi="Consolas" w:cs="Courier New"/>
                 <w:sz w:val="18"/>
                 <w:lang w:val="en-ID"/>
               </w:rPr>
@@ -7782,7 +8253,7 @@
             <w:proofErr w:type="spellEnd"/>
             <w:r>
               <w:rPr>
-                <w:rFonts w:cs="Times New Roman"/>
+                <w:rFonts w:ascii="Consolas" w:hAnsi="Consolas" w:cs="Courier New"/>
                 <w:sz w:val="18"/>
                 <w:lang w:val="en-ID"/>
               </w:rPr>
@@ -7791,7 +8262,7 @@
             <w:proofErr w:type="spellStart"/>
             <w:r>
               <w:rPr>
-                <w:rFonts w:cs="Times New Roman"/>
+                <w:rFonts w:ascii="Consolas" w:hAnsi="Consolas" w:cs="Courier New"/>
                 <w:sz w:val="18"/>
                 <w:lang w:val="en-ID"/>
               </w:rPr>
@@ -7800,7 +8271,7 @@
             <w:proofErr w:type="spellEnd"/>
             <w:r>
               <w:rPr>
-                <w:rFonts w:cs="Times New Roman"/>
+                <w:rFonts w:ascii="Consolas" w:hAnsi="Consolas" w:cs="Courier New"/>
                 <w:sz w:val="18"/>
                 <w:lang w:val="en-ID"/>
               </w:rPr>
@@ -7811,14 +8282,14 @@
             <w:pPr>
               <w:spacing w:after="0"/>
               <w:rPr>
-                <w:rFonts w:cs="Times New Roman"/>
+                <w:rFonts w:ascii="Consolas" w:hAnsi="Consolas" w:cs="Courier New"/>
                 <w:sz w:val="18"/>
                 <w:lang w:val="en-ID"/>
               </w:rPr>
             </w:pPr>
             <w:r>
               <w:rPr>
-                <w:rFonts w:cs="Times New Roman"/>
+                <w:rFonts w:ascii="Consolas" w:hAnsi="Consolas" w:cs="Courier New"/>
                 <w:sz w:val="18"/>
                 <w:lang w:val="en-ID"/>
               </w:rPr>
@@ -7827,7 +8298,7 @@
             <w:proofErr w:type="spellStart"/>
             <w:r>
               <w:rPr>
-                <w:rFonts w:cs="Times New Roman"/>
+                <w:rFonts w:ascii="Consolas" w:hAnsi="Consolas" w:cs="Courier New"/>
                 <w:sz w:val="18"/>
                 <w:lang w:val="en-ID"/>
               </w:rPr>
@@ -7836,7 +8307,7 @@
             <w:proofErr w:type="spellEnd"/>
             <w:r>
               <w:rPr>
-                <w:rFonts w:cs="Times New Roman"/>
+                <w:rFonts w:ascii="Consolas" w:hAnsi="Consolas" w:cs="Courier New"/>
                 <w:sz w:val="18"/>
                 <w:lang w:val="en-ID"/>
               </w:rPr>
@@ -7847,32 +8318,48 @@
             <w:pPr>
               <w:spacing w:after="0"/>
               <w:rPr>
-                <w:rFonts w:cs="Times New Roman"/>
+                <w:rFonts w:ascii="Consolas" w:hAnsi="Consolas" w:cs="Courier New"/>
                 <w:sz w:val="18"/>
                 <w:lang w:val="en-ID"/>
               </w:rPr>
             </w:pPr>
             <w:r>
               <w:rPr>
-                <w:rFonts w:cs="Times New Roman"/>
+                <w:rFonts w:ascii="Consolas" w:hAnsi="Consolas" w:cs="Courier New"/>
                 <w:sz w:val="18"/>
                 <w:lang w:val="en-ID"/>
               </w:rPr>
-              <w:t>    &lt;p&gt;NIM: 251112441302&lt;/p&gt;</w:t>
+              <w:t>    &lt;p&gt;NIM: 25111</w:t>
+            </w:r>
+            <w:r>
+              <w:rPr>
+                <w:rFonts w:ascii="Consolas" w:hAnsi="Consolas" w:cs="Courier New"/>
+                <w:sz w:val="18"/>
+                <w:lang w:val="en-ID"/>
+              </w:rPr>
+              <w:t>0</w:t>
+            </w:r>
+            <w:r>
+              <w:rPr>
+                <w:rFonts w:ascii="Consolas" w:hAnsi="Consolas" w:cs="Courier New"/>
+                <w:sz w:val="18"/>
+                <w:lang w:val="en-ID"/>
+              </w:rPr>
+              <w:t>2441302&lt;/p&gt;</w:t>
             </w:r>
           </w:p>
           <w:p>
             <w:pPr>
               <w:spacing w:after="0"/>
               <w:rPr>
-                <w:rFonts w:cs="Times New Roman"/>
+                <w:rFonts w:ascii="Consolas" w:hAnsi="Consolas" w:cs="Courier New"/>
                 <w:sz w:val="18"/>
                 <w:lang w:val="en-ID"/>
               </w:rPr>
             </w:pPr>
             <w:r>
               <w:rPr>
-                <w:rFonts w:cs="Times New Roman"/>
+                <w:rFonts w:ascii="Consolas" w:hAnsi="Consolas" w:cs="Courier New"/>
                 <w:sz w:val="18"/>
                 <w:lang w:val="en-ID"/>
               </w:rPr>
@@ -7881,7 +8368,7 @@
             <w:proofErr w:type="spellStart"/>
             <w:r>
               <w:rPr>
-                <w:rFonts w:cs="Times New Roman"/>
+                <w:rFonts w:ascii="Consolas" w:hAnsi="Consolas" w:cs="Courier New"/>
                 <w:sz w:val="18"/>
                 <w:lang w:val="en-ID"/>
               </w:rPr>
@@ -7890,7 +8377,7 @@
             <w:proofErr w:type="spellEnd"/>
             <w:r>
               <w:rPr>
-                <w:rFonts w:cs="Times New Roman"/>
+                <w:rFonts w:ascii="Consolas" w:hAnsi="Consolas" w:cs="Courier New"/>
                 <w:sz w:val="18"/>
                 <w:lang w:val="en-ID"/>
               </w:rPr>
@@ -7901,14 +8388,14 @@
             <w:pPr>
               <w:spacing w:after="0"/>
               <w:rPr>
-                <w:rFonts w:cs="Times New Roman"/>
+                <w:rFonts w:ascii="Consolas" w:hAnsi="Consolas" w:cs="Courier New"/>
                 <w:sz w:val="18"/>
                 <w:lang w:val="en-ID"/>
               </w:rPr>
             </w:pPr>
             <w:r>
               <w:rPr>
-                <w:rFonts w:cs="Times New Roman"/>
+                <w:rFonts w:ascii="Consolas" w:hAnsi="Consolas" w:cs="Courier New"/>
                 <w:sz w:val="18"/>
                 <w:lang w:val="en-ID"/>
               </w:rPr>
@@ -7917,7 +8404,7 @@
             <w:proofErr w:type="spellStart"/>
             <w:r>
               <w:rPr>
-                <w:rFonts w:cs="Times New Roman"/>
+                <w:rFonts w:ascii="Consolas" w:hAnsi="Consolas" w:cs="Courier New"/>
                 <w:sz w:val="18"/>
                 <w:lang w:val="en-ID"/>
               </w:rPr>
@@ -7926,7 +8413,7 @@
             <w:proofErr w:type="spellEnd"/>
             <w:r>
               <w:rPr>
-                <w:rFonts w:cs="Times New Roman"/>
+                <w:rFonts w:ascii="Consolas" w:hAnsi="Consolas" w:cs="Courier New"/>
                 <w:sz w:val="18"/>
                 <w:lang w:val="en-ID"/>
               </w:rPr>
@@ -7937,7 +8424,7 @@
             <w:pPr>
               <w:spacing w:after="0"/>
               <w:rPr>
-                <w:rFonts w:cs="Times New Roman"/>
+                <w:rFonts w:ascii="Consolas" w:hAnsi="Consolas" w:cs="Courier New"/>
                 <w:sz w:val="18"/>
                 <w:lang w:val="en-ID"/>
               </w:rPr>
@@ -7947,14 +8434,14 @@
             <w:pPr>
               <w:spacing w:after="0"/>
               <w:rPr>
-                <w:rFonts w:cs="Times New Roman"/>
+                <w:rFonts w:ascii="Consolas" w:hAnsi="Consolas" w:cs="Courier New"/>
                 <w:sz w:val="18"/>
                 <w:lang w:val="en-ID"/>
               </w:rPr>
             </w:pPr>
             <w:r>
               <w:rPr>
-                <w:rFonts w:cs="Times New Roman"/>
+                <w:rFonts w:ascii="Consolas" w:hAnsi="Consolas" w:cs="Courier New"/>
                 <w:sz w:val="18"/>
                 <w:lang w:val="en-ID"/>
               </w:rPr>
@@ -7965,7 +8452,7 @@
             <w:pPr>
               <w:spacing w:after="0"/>
               <w:rPr>
-                <w:rFonts w:cs="Times New Roman"/>
+                <w:rFonts w:ascii="Consolas" w:hAnsi="Consolas" w:cs="Courier New"/>
                 <w:sz w:val="18"/>
                 <w:lang w:val="en-ID"/>
               </w:rPr>
@@ -7975,14 +8462,14 @@
             <w:pPr>
               <w:spacing w:after="0"/>
               <w:rPr>
-                <w:rFonts w:cs="Times New Roman"/>
+                <w:rFonts w:ascii="Consolas" w:hAnsi="Consolas" w:cs="Courier New"/>
                 <w:sz w:val="18"/>
                 <w:lang w:val="en-ID"/>
               </w:rPr>
             </w:pPr>
             <w:r>
               <w:rPr>
-                <w:rFonts w:cs="Times New Roman"/>
+                <w:rFonts w:ascii="Consolas" w:hAnsi="Consolas" w:cs="Courier New"/>
                 <w:sz w:val="18"/>
                 <w:lang w:val="en-ID"/>
               </w:rPr>
@@ -7991,7 +8478,7 @@
             <w:proofErr w:type="spellStart"/>
             <w:r>
               <w:rPr>
-                <w:rFonts w:cs="Times New Roman"/>
+                <w:rFonts w:ascii="Consolas" w:hAnsi="Consolas" w:cs="Courier New"/>
                 <w:sz w:val="18"/>
                 <w:lang w:val="en-ID"/>
               </w:rPr>
@@ -8000,7 +8487,7 @@
             <w:proofErr w:type="spellEnd"/>
             <w:r>
               <w:rPr>
-                <w:rFonts w:cs="Times New Roman"/>
+                <w:rFonts w:ascii="Consolas" w:hAnsi="Consolas" w:cs="Courier New"/>
                 <w:sz w:val="18"/>
                 <w:lang w:val="en-ID"/>
               </w:rPr>
@@ -8011,14 +8498,14 @@
             <w:pPr>
               <w:spacing w:after="0"/>
               <w:rPr>
-                <w:rFonts w:cs="Times New Roman"/>
+                <w:rFonts w:ascii="Consolas" w:hAnsi="Consolas" w:cs="Courier New"/>
                 <w:sz w:val="18"/>
                 <w:lang w:val="en-ID"/>
               </w:rPr>
             </w:pPr>
             <w:r>
               <w:rPr>
-                <w:rFonts w:cs="Times New Roman"/>
+                <w:rFonts w:ascii="Consolas" w:hAnsi="Consolas" w:cs="Courier New"/>
                 <w:sz w:val="18"/>
                 <w:lang w:val="en-ID"/>
               </w:rPr>
@@ -8029,14 +8516,14 @@
             <w:pPr>
               <w:spacing w:after="0"/>
               <w:rPr>
-                <w:rFonts w:cs="Times New Roman"/>
+                <w:rFonts w:ascii="Consolas" w:hAnsi="Consolas" w:cs="Courier New"/>
                 <w:sz w:val="18"/>
                 <w:lang w:val="en-ID"/>
               </w:rPr>
             </w:pPr>
             <w:r>
               <w:rPr>
-                <w:rFonts w:cs="Times New Roman"/>
+                <w:rFonts w:ascii="Consolas" w:hAnsi="Consolas" w:cs="Courier New"/>
                 <w:sz w:val="18"/>
                 <w:lang w:val="en-ID"/>
               </w:rPr>
@@ -8045,7 +8532,7 @@
             <w:proofErr w:type="spellStart"/>
             <w:r>
               <w:rPr>
-                <w:rFonts w:cs="Times New Roman"/>
+                <w:rFonts w:ascii="Consolas" w:hAnsi="Consolas" w:cs="Courier New"/>
                 <w:sz w:val="18"/>
                 <w:lang w:val="en-ID"/>
               </w:rPr>
@@ -8054,7 +8541,7 @@
             <w:proofErr w:type="spellEnd"/>
             <w:r>
               <w:rPr>
-                <w:rFonts w:cs="Times New Roman"/>
+                <w:rFonts w:ascii="Consolas" w:hAnsi="Consolas" w:cs="Courier New"/>
                 <w:sz w:val="18"/>
                 <w:lang w:val="en-ID"/>
               </w:rPr>
@@ -8065,14 +8552,14 @@
             <w:pPr>
               <w:spacing w:after="0"/>
               <w:rPr>
-                <w:rFonts w:cs="Times New Roman"/>
+                <w:rFonts w:ascii="Consolas" w:hAnsi="Consolas" w:cs="Courier New"/>
                 <w:sz w:val="18"/>
                 <w:lang w:val="en-ID"/>
               </w:rPr>
             </w:pPr>
             <w:r>
               <w:rPr>
-                <w:rFonts w:cs="Times New Roman"/>
+                <w:rFonts w:ascii="Consolas" w:hAnsi="Consolas" w:cs="Courier New"/>
                 <w:sz w:val="18"/>
                 <w:lang w:val="en-ID"/>
               </w:rPr>
@@ -8081,7 +8568,7 @@
             <w:proofErr w:type="spellStart"/>
             <w:r>
               <w:rPr>
-                <w:rFonts w:cs="Times New Roman"/>
+                <w:rFonts w:ascii="Consolas" w:hAnsi="Consolas" w:cs="Courier New"/>
                 <w:sz w:val="18"/>
                 <w:lang w:val="en-ID"/>
               </w:rPr>
@@ -8090,7 +8577,7 @@
             <w:proofErr w:type="spellEnd"/>
             <w:r>
               <w:rPr>
-                <w:rFonts w:cs="Times New Roman"/>
+                <w:rFonts w:ascii="Consolas" w:hAnsi="Consolas" w:cs="Courier New"/>
                 <w:sz w:val="18"/>
                 <w:lang w:val="en-ID"/>
               </w:rPr>
@@ -8099,7 +8586,7 @@
             <w:proofErr w:type="spellStart"/>
             <w:r>
               <w:rPr>
-                <w:rFonts w:cs="Times New Roman"/>
+                <w:rFonts w:ascii="Consolas" w:hAnsi="Consolas" w:cs="Courier New"/>
                 <w:sz w:val="18"/>
                 <w:lang w:val="en-ID"/>
               </w:rPr>
@@ -8108,7 +8595,7 @@
             <w:proofErr w:type="spellEnd"/>
             <w:r>
               <w:rPr>
-                <w:rFonts w:cs="Times New Roman"/>
+                <w:rFonts w:ascii="Consolas" w:hAnsi="Consolas" w:cs="Courier New"/>
                 <w:sz w:val="18"/>
                 <w:lang w:val="en-ID"/>
               </w:rPr>
@@ -8119,14 +8606,14 @@
             <w:pPr>
               <w:spacing w:after="0"/>
               <w:rPr>
-                <w:rFonts w:cs="Times New Roman"/>
+                <w:rFonts w:ascii="Consolas" w:hAnsi="Consolas" w:cs="Courier New"/>
                 <w:sz w:val="18"/>
                 <w:lang w:val="en-ID"/>
               </w:rPr>
             </w:pPr>
             <w:r>
               <w:rPr>
-                <w:rFonts w:cs="Times New Roman"/>
+                <w:rFonts w:ascii="Consolas" w:hAnsi="Consolas" w:cs="Courier New"/>
                 <w:sz w:val="18"/>
                 <w:lang w:val="en-ID"/>
               </w:rPr>
@@ -8137,14 +8624,14 @@
             <w:pPr>
               <w:spacing w:after="0"/>
               <w:rPr>
-                <w:rFonts w:cs="Times New Roman"/>
+                <w:rFonts w:ascii="Consolas" w:hAnsi="Consolas" w:cs="Courier New"/>
                 <w:sz w:val="18"/>
                 <w:lang w:val="en-ID"/>
               </w:rPr>
             </w:pPr>
             <w:r>
               <w:rPr>
-                <w:rFonts w:cs="Times New Roman"/>
+                <w:rFonts w:ascii="Consolas" w:hAnsi="Consolas" w:cs="Courier New"/>
                 <w:sz w:val="18"/>
                 <w:lang w:val="en-ID"/>
               </w:rPr>
@@ -8155,14 +8642,14 @@
             <w:pPr>
               <w:spacing w:after="0"/>
               <w:rPr>
-                <w:rFonts w:cs="Times New Roman"/>
+                <w:rFonts w:ascii="Consolas" w:hAnsi="Consolas" w:cs="Courier New"/>
                 <w:sz w:val="18"/>
                 <w:lang w:val="en-ID"/>
               </w:rPr>
             </w:pPr>
             <w:r>
               <w:rPr>
-                <w:rFonts w:cs="Times New Roman"/>
+                <w:rFonts w:ascii="Consolas" w:hAnsi="Consolas" w:cs="Courier New"/>
                 <w:sz w:val="18"/>
                 <w:lang w:val="en-ID"/>
               </w:rPr>
@@ -9236,11 +9723,13 @@
   <w:style w:type="character" w:default="1" w:styleId="DefaultParagraphFont">
     <w:name w:val="Default Paragraph Font"/>
     <w:uiPriority w:val="1"/>
+    <w:semiHidden/>
     <w:unhideWhenUsed/>
   </w:style>
   <w:style w:type="table" w:default="1" w:styleId="TableNormal">
     <w:name w:val="Normal Table"/>
     <w:uiPriority w:val="99"/>
+    <w:semiHidden/>
     <w:unhideWhenUsed/>
     <w:tblPr>
       <w:tblInd w:w="0" w:type="dxa"/>
